--- a/Faculdade/Semestre 1/Matemática e lógica/Teoria dos conjuntos e princípios de contagem.docx
+++ b/Faculdade/Semestre 1/Matemática e lógica/Teoria dos conjuntos e princípios de contagem.docx
@@ -1,11 +1,13 @@
 
 <file path=word/document.xml><?xml version="1.0" encoding="utf-8"?>
-<w:document xmlns:wpc="http://schemas.microsoft.com/office/word/2010/wordprocessingCanvas" xmlns:cx="http://schemas.microsoft.com/office/drawing/2014/chartex" xmlns:cx1="http://schemas.microsoft.com/office/drawing/2015/9/8/chartex" xmlns:cx2="http://schemas.microsoft.com/office/drawing/2015/10/21/chartex" xmlns:cx3="http://schemas.microsoft.com/office/drawing/2016/5/9/chartex" xmlns:cx4="http://schemas.microsoft.com/office/drawing/2016/5/10/chartex" xmlns:cx5="http://schemas.microsoft.com/office/drawing/2016/5/11/chartex" xmlns:cx6="http://schemas.microsoft.com/office/drawing/2016/5/12/chartex" xmlns:cx7="http://schemas.microsoft.com/office/drawing/2016/5/13/chartex" xmlns:cx8="http://schemas.microsoft.com/office/drawing/2016/5/14/chartex" xmlns:mc="http://schemas.openxmlformats.org/markup-compatibility/2006" xmlns:o="urn:schemas-microsoft-com:office:office" xmlns:r="http://schemas.openxmlformats.org/officeDocument/2006/relationships" xmlns:m="http://schemas.openxmlformats.org/officeDocument/2006/math" xmlns:v="urn:schemas-microsoft-com:vml" xmlns:wp14="http://schemas.microsoft.com/office/word/2010/wordprocessingDrawing" xmlns:wp="http://schemas.openxmlformats.org/drawingml/2006/wordprocessingDrawing" xmlns:w="http://schemas.openxmlformats.org/wordprocessingml/2006/main" xmlns:w14="http://schemas.microsoft.com/office/word/2010/wordml" xmlns:w10="urn:schemas-microsoft-com:office:word" xmlns:w15="http://schemas.microsoft.com/office/word/2012/wordml" xmlns:wpg="http://schemas.microsoft.com/office/word/2010/wordprocessingGroup" xmlns:wpi="http://schemas.microsoft.com/office/word/2010/wordprocessingInk" xmlns:wne="http://schemas.microsoft.com/office/word/2006/wordml" xmlns:wps="http://schemas.microsoft.com/office/word/2010/wordprocessingShape" xmlns:wpsCustomData="http://www.wps.cn/officeDocument/2013/wpsCustomData" mc:Ignorable="w14 w15 wp14">
+<w:document xmlns:o="urn:schemas-microsoft-com:office:office" xmlns:r="http://schemas.openxmlformats.org/officeDocument/2006/relationships" xmlns:v="urn:schemas-microsoft-com:vml" xmlns:w="http://schemas.openxmlformats.org/wordprocessingml/2006/main" xmlns:w10="urn:schemas-microsoft-com:office:word" xmlns:wp="http://schemas.openxmlformats.org/drawingml/2006/wordprocessingDrawing" xmlns:wps="http://schemas.microsoft.com/office/word/2010/wordprocessingShape" xmlns:wpg="http://schemas.microsoft.com/office/word/2010/wordprocessingGroup" xmlns:mc="http://schemas.openxmlformats.org/markup-compatibility/2006" xmlns:wp14="http://schemas.microsoft.com/office/word/2010/wordprocessingDrawing" xmlns:w14="http://schemas.microsoft.com/office/word/2010/wordml" xmlns:w15="http://schemas.microsoft.com/office/word/2012/wordml" mc:Ignorable="w14 wp14 w15">
   <w:body>
     <w:p>
       <w:pPr>
-        <w:rPr>
-          <w:rFonts w:hint="default" w:ascii="Arial" w:hAnsi="Arial" w:cs="Arial"/>
+        <w:pStyle w:val="Normal"/>
+        <w:rPr>
+          <w:rFonts w:ascii="Arial" w:hAnsi="Arial" w:cs="Arial"/>
+          <w:b/>
           <w:b/>
           <w:bCs/>
           <w:sz w:val="32"/>
@@ -15,7 +17,7 @@
       </w:pPr>
       <w:r>
         <w:rPr>
-          <w:rFonts w:hint="default" w:ascii="Arial" w:hAnsi="Arial" w:cs="Arial"/>
+          <w:rFonts w:cs="Arial" w:ascii="Arial" w:hAnsi="Arial"/>
           <w:b/>
           <w:bCs/>
           <w:sz w:val="32"/>
@@ -27,8 +29,9 @@
     </w:p>
     <w:p>
       <w:pPr>
-        <w:rPr>
-          <w:rFonts w:hint="default" w:ascii="Arial" w:hAnsi="Arial" w:cs="Arial"/>
+        <w:pStyle w:val="Normal"/>
+        <w:rPr>
+          <w:rFonts w:ascii="Arial" w:hAnsi="Arial" w:cs="Arial"/>
           <w:sz w:val="32"/>
           <w:szCs w:val="32"/>
           <w:lang w:val="pt-BR"/>
@@ -36,7 +39,7 @@
       </w:pPr>
       <w:r>
         <w:rPr>
-          <w:rFonts w:hint="default" w:ascii="Arial" w:hAnsi="Arial" w:cs="Arial"/>
+          <w:rFonts w:cs="Arial" w:ascii="Arial" w:hAnsi="Arial"/>
           <w:sz w:val="32"/>
           <w:szCs w:val="32"/>
           <w:lang w:val="pt-BR"/>
@@ -46,18 +49,29 @@
     </w:p>
     <w:p>
       <w:pPr>
-        <w:rPr>
-          <w:rFonts w:hint="default" w:ascii="Arial" w:hAnsi="Arial" w:cs="Arial"/>
+        <w:pStyle w:val="Normal"/>
+        <w:rPr>
+          <w:rFonts w:ascii="Arial" w:hAnsi="Arial" w:cs="Arial"/>
           <w:sz w:val="32"/>
           <w:szCs w:val="32"/>
           <w:lang w:val="pt-BR"/>
         </w:rPr>
       </w:pPr>
-    </w:p>
-    <w:p>
-      <w:pPr>
-        <w:rPr>
-          <w:rFonts w:hint="default" w:ascii="Arial" w:hAnsi="Arial" w:cs="Arial"/>
+      <w:r>
+        <w:rPr>
+          <w:rFonts w:cs="Arial" w:ascii="Arial" w:hAnsi="Arial"/>
+          <w:sz w:val="32"/>
+          <w:szCs w:val="32"/>
+          <w:lang w:val="pt-BR"/>
+        </w:rPr>
+      </w:r>
+    </w:p>
+    <w:p>
+      <w:pPr>
+        <w:pStyle w:val="Normal"/>
+        <w:rPr>
+          <w:rFonts w:ascii="Arial" w:hAnsi="Arial" w:cs="Arial"/>
+          <w:b/>
           <w:b/>
           <w:bCs/>
           <w:sz w:val="32"/>
@@ -67,7 +81,7 @@
       </w:pPr>
       <w:r>
         <w:rPr>
-          <w:rFonts w:hint="default" w:ascii="Arial" w:hAnsi="Arial" w:cs="Arial"/>
+          <w:rFonts w:cs="Arial" w:ascii="Arial" w:hAnsi="Arial"/>
           <w:b/>
           <w:bCs/>
           <w:sz w:val="32"/>
@@ -79,10 +93,12 @@
     </w:p>
     <w:p>
       <w:pPr>
-        <w:rPr>
-          <w:rFonts w:hint="default" w:ascii="Arial" w:hAnsi="Arial" w:cs="Arial"/>
-          <w:b w:val="0"/>
-          <w:bCs w:val="0"/>
+        <w:pStyle w:val="Normal"/>
+        <w:rPr>
+          <w:rFonts w:ascii="Arial" w:hAnsi="Arial" w:cs="Arial"/>
+          <w:b w:val="false"/>
+          <w:b w:val="false"/>
+          <w:bCs w:val="false"/>
           <w:sz w:val="32"/>
           <w:szCs w:val="32"/>
           <w:lang w:val="pt-BR"/>
@@ -90,9 +106,9 @@
       </w:pPr>
       <w:r>
         <w:rPr>
-          <w:rFonts w:hint="default" w:ascii="Arial" w:hAnsi="Arial" w:cs="Arial"/>
-          <w:b w:val="0"/>
-          <w:bCs w:val="0"/>
+          <w:rFonts w:cs="Arial" w:ascii="Arial" w:hAnsi="Arial"/>
+          <w:b w:val="false"/>
+          <w:bCs w:val="false"/>
           <w:sz w:val="32"/>
           <w:szCs w:val="32"/>
           <w:lang w:val="pt-BR"/>
@@ -102,20 +118,34 @@
     </w:p>
     <w:p>
       <w:pPr>
-        <w:rPr>
-          <w:rFonts w:hint="default" w:ascii="Arial" w:hAnsi="Arial" w:cs="Arial"/>
-          <w:b w:val="0"/>
-          <w:bCs w:val="0"/>
+        <w:pStyle w:val="Normal"/>
+        <w:rPr>
+          <w:rFonts w:ascii="Arial" w:hAnsi="Arial" w:cs="Arial"/>
+          <w:b w:val="false"/>
+          <w:b w:val="false"/>
+          <w:bCs w:val="false"/>
           <w:sz w:val="32"/>
           <w:szCs w:val="32"/>
           <w:lang w:val="pt-BR"/>
         </w:rPr>
       </w:pPr>
-    </w:p>
-    <w:p>
-      <w:pPr>
-        <w:rPr>
-          <w:rFonts w:hint="default" w:ascii="Arial" w:hAnsi="Arial" w:cs="Arial"/>
+      <w:r>
+        <w:rPr>
+          <w:rFonts w:cs="Arial" w:ascii="Arial" w:hAnsi="Arial"/>
+          <w:b w:val="false"/>
+          <w:bCs w:val="false"/>
+          <w:sz w:val="32"/>
+          <w:szCs w:val="32"/>
+          <w:lang w:val="pt-BR"/>
+        </w:rPr>
+      </w:r>
+    </w:p>
+    <w:p>
+      <w:pPr>
+        <w:pStyle w:val="Normal"/>
+        <w:rPr>
+          <w:rFonts w:ascii="Arial" w:hAnsi="Arial" w:cs="Arial"/>
+          <w:b/>
           <w:b/>
           <w:bCs/>
           <w:sz w:val="32"/>
@@ -125,7 +155,7 @@
       </w:pPr>
       <w:r>
         <w:rPr>
-          <w:rFonts w:hint="default" w:ascii="Arial" w:hAnsi="Arial" w:cs="Arial"/>
+          <w:rFonts w:cs="Arial" w:ascii="Arial" w:hAnsi="Arial"/>
           <w:b/>
           <w:bCs/>
           <w:sz w:val="32"/>
@@ -137,15 +167,17 @@
     </w:p>
     <w:p>
       <w:pPr>
+        <w:pStyle w:val="Normal"/>
         <w:numPr>
           <w:ilvl w:val="0"/>
           <w:numId w:val="1"/>
         </w:numPr>
-        <w:ind w:left="420" w:leftChars="0" w:hanging="420" w:firstLineChars="0"/>
-        <w:rPr>
-          <w:rFonts w:hint="default" w:ascii="Arial" w:hAnsi="Arial" w:cs="Arial"/>
-          <w:b w:val="0"/>
-          <w:bCs w:val="0"/>
+        <w:ind w:left="420" w:hanging="420"/>
+        <w:rPr>
+          <w:rFonts w:ascii="Arial" w:hAnsi="Arial" w:cs="Arial"/>
+          <w:b w:val="false"/>
+          <w:b w:val="false"/>
+          <w:bCs w:val="false"/>
           <w:sz w:val="32"/>
           <w:szCs w:val="32"/>
           <w:lang w:val="pt-BR"/>
@@ -153,9 +185,9 @@
       </w:pPr>
       <w:r>
         <w:rPr>
-          <w:rFonts w:hint="default" w:ascii="Arial" w:hAnsi="Arial" w:cs="Arial"/>
-          <w:b w:val="0"/>
-          <w:bCs w:val="0"/>
+          <w:rFonts w:cs="Arial" w:ascii="Arial" w:hAnsi="Arial"/>
+          <w:b w:val="false"/>
+          <w:bCs w:val="false"/>
           <w:sz w:val="32"/>
           <w:szCs w:val="32"/>
           <w:lang w:val="pt-BR"/>
@@ -165,15 +197,17 @@
     </w:p>
     <w:p>
       <w:pPr>
+        <w:pStyle w:val="Normal"/>
         <w:numPr>
           <w:ilvl w:val="0"/>
           <w:numId w:val="1"/>
         </w:numPr>
-        <w:ind w:left="420" w:leftChars="0" w:hanging="420" w:firstLineChars="0"/>
-        <w:rPr>
-          <w:rFonts w:hint="default" w:ascii="Arial" w:hAnsi="Arial" w:cs="Arial"/>
-          <w:b w:val="0"/>
-          <w:bCs w:val="0"/>
+        <w:ind w:left="420" w:hanging="420"/>
+        <w:rPr>
+          <w:rFonts w:ascii="Arial" w:hAnsi="Arial" w:cs="Arial"/>
+          <w:b w:val="false"/>
+          <w:b w:val="false"/>
+          <w:bCs w:val="false"/>
           <w:sz w:val="32"/>
           <w:szCs w:val="32"/>
           <w:lang w:val="pt-BR"/>
@@ -181,9 +215,9 @@
       </w:pPr>
       <w:r>
         <w:rPr>
-          <w:rFonts w:hint="default" w:ascii="Arial" w:hAnsi="Arial" w:cs="Arial"/>
-          <w:b w:val="0"/>
-          <w:bCs w:val="0"/>
+          <w:rFonts w:cs="Arial" w:ascii="Arial" w:hAnsi="Arial"/>
+          <w:b w:val="false"/>
+          <w:bCs w:val="false"/>
           <w:sz w:val="32"/>
           <w:szCs w:val="32"/>
           <w:lang w:val="pt-BR"/>
@@ -193,15 +227,17 @@
     </w:p>
     <w:p>
       <w:pPr>
+        <w:pStyle w:val="Normal"/>
         <w:numPr>
           <w:ilvl w:val="0"/>
           <w:numId w:val="1"/>
         </w:numPr>
-        <w:ind w:left="420" w:leftChars="0" w:hanging="420" w:firstLineChars="0"/>
-        <w:rPr>
-          <w:rFonts w:hint="default" w:ascii="Arial" w:hAnsi="Arial" w:cs="Arial"/>
-          <w:b w:val="0"/>
-          <w:bCs w:val="0"/>
+        <w:ind w:left="420" w:hanging="420"/>
+        <w:rPr>
+          <w:rFonts w:ascii="Arial" w:hAnsi="Arial" w:cs="Arial"/>
+          <w:b w:val="false"/>
+          <w:b w:val="false"/>
+          <w:bCs w:val="false"/>
           <w:sz w:val="32"/>
           <w:szCs w:val="32"/>
           <w:lang w:val="pt-BR"/>
@@ -209,9 +245,9 @@
       </w:pPr>
       <w:r>
         <w:rPr>
-          <w:rFonts w:hint="default" w:ascii="Arial" w:hAnsi="Arial" w:cs="Arial"/>
-          <w:b w:val="0"/>
-          <w:bCs w:val="0"/>
+          <w:rFonts w:cs="Arial" w:ascii="Arial" w:hAnsi="Arial"/>
+          <w:b w:val="false"/>
+          <w:bCs w:val="false"/>
           <w:sz w:val="32"/>
           <w:szCs w:val="32"/>
           <w:lang w:val="pt-BR"/>
@@ -221,28 +257,44 @@
     </w:p>
     <w:p>
       <w:pPr>
+        <w:pStyle w:val="Normal"/>
         <w:numPr>
+          <w:ilvl w:val="0"/>
           <w:numId w:val="0"/>
         </w:numPr>
-        <w:ind w:leftChars="0"/>
-        <w:rPr>
-          <w:rFonts w:hint="default" w:ascii="Arial" w:hAnsi="Arial" w:cs="Arial"/>
-          <w:b w:val="0"/>
-          <w:bCs w:val="0"/>
+        <w:ind w:left="0" w:hanging="0"/>
+        <w:rPr>
+          <w:rFonts w:ascii="Arial" w:hAnsi="Arial" w:cs="Arial"/>
+          <w:b w:val="false"/>
+          <w:b w:val="false"/>
+          <w:bCs w:val="false"/>
           <w:sz w:val="32"/>
           <w:szCs w:val="32"/>
           <w:lang w:val="pt-BR"/>
         </w:rPr>
       </w:pPr>
-    </w:p>
-    <w:p>
-      <w:pPr>
+      <w:r>
+        <w:rPr>
+          <w:rFonts w:cs="Arial" w:ascii="Arial" w:hAnsi="Arial"/>
+          <w:b w:val="false"/>
+          <w:bCs w:val="false"/>
+          <w:sz w:val="32"/>
+          <w:szCs w:val="32"/>
+          <w:lang w:val="pt-BR"/>
+        </w:rPr>
+      </w:r>
+    </w:p>
+    <w:p>
+      <w:pPr>
+        <w:pStyle w:val="Normal"/>
         <w:numPr>
+          <w:ilvl w:val="0"/>
           <w:numId w:val="0"/>
         </w:numPr>
-        <w:ind w:leftChars="0"/>
-        <w:rPr>
-          <w:rFonts w:hint="default" w:ascii="Arial" w:hAnsi="Arial" w:cs="Arial"/>
+        <w:ind w:left="0" w:hanging="0"/>
+        <w:rPr>
+          <w:rFonts w:ascii="Arial" w:hAnsi="Arial" w:cs="Arial"/>
+          <w:b/>
           <w:b/>
           <w:bCs/>
           <w:sz w:val="32"/>
@@ -252,7 +304,7 @@
       </w:pPr>
       <w:r>
         <w:rPr>
-          <w:rFonts w:hint="default" w:ascii="Arial" w:hAnsi="Arial" w:cs="Arial"/>
+          <w:rFonts w:cs="Arial" w:ascii="Arial" w:hAnsi="Arial"/>
           <w:b/>
           <w:bCs/>
           <w:sz w:val="32"/>
@@ -264,242 +316,2037 @@
     </w:p>
     <w:p>
       <w:pPr>
+        <w:pStyle w:val="Normal"/>
         <w:numPr>
+          <w:ilvl w:val="0"/>
           <w:numId w:val="0"/>
         </w:numPr>
-        <w:ind w:leftChars="0"/>
-        <w:rPr>
-          <w:rFonts w:hint="default" w:ascii="Arial" w:hAnsi="Arial" w:cs="Arial"/>
-          <w:b w:val="0"/>
-          <w:bCs w:val="0"/>
-          <w:sz w:val="32"/>
-          <w:szCs w:val="32"/>
-          <w:lang w:val="pt-BR"/>
+        <w:ind w:left="0" w:hanging="0"/>
+        <w:rPr>
+          <w:rFonts w:ascii="arial" w:hAnsi="arial"/>
+          <w:sz w:val="32"/>
+          <w:szCs w:val="32"/>
         </w:rPr>
       </w:pPr>
       <w:bookmarkStart w:id="0" w:name="_GoBack"/>
       <w:bookmarkEnd w:id="0"/>
+      <w:r>
+        <w:rPr>
+          <w:rFonts w:ascii="arial" w:hAnsi="arial"/>
+          <w:sz w:val="32"/>
+          <w:szCs w:val="32"/>
+        </w:rPr>
+        <w:t>Vamos abordar alguns assuntos, e vamos lista-los abaixo:</w:t>
+      </w:r>
+    </w:p>
+    <w:p>
+      <w:pPr>
+        <w:pStyle w:val="Normal"/>
+        <w:numPr>
+          <w:ilvl w:val="0"/>
+          <w:numId w:val="0"/>
+        </w:numPr>
+        <w:ind w:left="0" w:hanging="0"/>
+        <w:rPr>
+          <w:rFonts w:ascii="arial" w:hAnsi="arial"/>
+          <w:sz w:val="32"/>
+          <w:szCs w:val="32"/>
+        </w:rPr>
+      </w:pPr>
+      <w:r>
+        <w:rPr>
+          <w:rFonts w:ascii="arial" w:hAnsi="arial"/>
+          <w:sz w:val="32"/>
+          <w:szCs w:val="32"/>
+        </w:rPr>
+      </w:r>
+    </w:p>
+    <w:p>
+      <w:pPr>
+        <w:pStyle w:val="Normal"/>
+        <w:numPr>
+          <w:ilvl w:val="0"/>
+          <w:numId w:val="2"/>
+        </w:numPr>
+        <w:rPr>
+          <w:rFonts w:ascii="arial" w:hAnsi="arial"/>
+          <w:sz w:val="32"/>
+          <w:szCs w:val="32"/>
+        </w:rPr>
+      </w:pPr>
+      <w:r>
+        <w:rPr>
+          <w:rFonts w:ascii="arial" w:hAnsi="arial"/>
+          <w:sz w:val="32"/>
+          <w:szCs w:val="32"/>
+        </w:rPr>
+        <w:t>Teoria dos Conjuntos</w:t>
+      </w:r>
+    </w:p>
+    <w:p>
+      <w:pPr>
+        <w:pStyle w:val="Normal"/>
+        <w:numPr>
+          <w:ilvl w:val="1"/>
+          <w:numId w:val="2"/>
+        </w:numPr>
+        <w:rPr>
+          <w:rFonts w:ascii="arial" w:hAnsi="arial"/>
+          <w:sz w:val="32"/>
+          <w:szCs w:val="32"/>
+        </w:rPr>
+      </w:pPr>
+      <w:r>
+        <w:rPr>
+          <w:rFonts w:ascii="arial" w:hAnsi="arial"/>
+          <w:sz w:val="32"/>
+          <w:szCs w:val="32"/>
+        </w:rPr>
+        <w:t>Representaç</w:t>
+      </w:r>
+      <w:r>
+        <w:rPr>
+          <w:rFonts w:eastAsia="宋体" w:cs="" w:ascii="arial" w:hAnsi="arial" w:cstheme="minorBidi" w:eastAsiaTheme="minorEastAsia"/>
+          <w:sz w:val="32"/>
+          <w:szCs w:val="32"/>
+          <w:lang w:val="en-US" w:eastAsia="zh-CN" w:bidi="ar-SA"/>
+        </w:rPr>
+        <w:t>ão de conjuntos</w:t>
+      </w:r>
+    </w:p>
+    <w:p>
+      <w:pPr>
+        <w:pStyle w:val="Normal"/>
+        <w:numPr>
+          <w:ilvl w:val="1"/>
+          <w:numId w:val="2"/>
+        </w:numPr>
+        <w:rPr>
+          <w:rFonts w:ascii="arial" w:hAnsi="arial"/>
+          <w:sz w:val="32"/>
+          <w:szCs w:val="32"/>
+        </w:rPr>
+      </w:pPr>
+      <w:r>
+        <w:rPr>
+          <w:rFonts w:eastAsia="宋体" w:cs="" w:ascii="arial" w:hAnsi="arial" w:cstheme="minorBidi" w:eastAsiaTheme="minorEastAsia"/>
+          <w:sz w:val="32"/>
+          <w:szCs w:val="32"/>
+          <w:lang w:val="en-US" w:eastAsia="zh-CN" w:bidi="ar-SA"/>
+        </w:rPr>
+        <w:t>Reta real: intervalos e módulo</w:t>
+      </w:r>
+    </w:p>
+    <w:p>
+      <w:pPr>
+        <w:pStyle w:val="Normal"/>
+        <w:numPr>
+          <w:ilvl w:val="1"/>
+          <w:numId w:val="2"/>
+        </w:numPr>
+        <w:rPr>
+          <w:rFonts w:ascii="arial" w:hAnsi="arial"/>
+          <w:sz w:val="32"/>
+          <w:szCs w:val="32"/>
+        </w:rPr>
+      </w:pPr>
+      <w:r>
+        <w:rPr>
+          <w:rFonts w:eastAsia="宋体" w:cs="" w:ascii="arial" w:hAnsi="arial" w:cstheme="minorBidi" w:eastAsiaTheme="minorEastAsia"/>
+          <w:sz w:val="32"/>
+          <w:szCs w:val="32"/>
+          <w:lang w:val="en-US" w:eastAsia="zh-CN" w:bidi="ar-SA"/>
+        </w:rPr>
+        <w:t>Operações entre conjuntos</w:t>
+      </w:r>
+    </w:p>
+    <w:p>
+      <w:pPr>
+        <w:pStyle w:val="Normal"/>
+        <w:numPr>
+          <w:ilvl w:val="0"/>
+          <w:numId w:val="0"/>
+        </w:numPr>
+        <w:ind w:left="1080" w:hanging="0"/>
+        <w:rPr>
+          <w:rFonts w:eastAsia="宋体" w:cs="" w:cstheme="minorBidi" w:eastAsiaTheme="minorEastAsia"/>
+          <w:lang w:val="en-US" w:eastAsia="zh-CN" w:bidi="ar-SA"/>
+        </w:rPr>
+      </w:pPr>
+      <w:r>
+        <w:rPr>
+          <w:rFonts w:ascii="arial" w:hAnsi="arial"/>
+          <w:sz w:val="32"/>
+          <w:szCs w:val="32"/>
+        </w:rPr>
+      </w:r>
+    </w:p>
+    <w:p>
+      <w:pPr>
+        <w:pStyle w:val="Normal"/>
+        <w:numPr>
+          <w:ilvl w:val="0"/>
+          <w:numId w:val="2"/>
+        </w:numPr>
+        <w:rPr>
+          <w:rFonts w:ascii="arial" w:hAnsi="arial"/>
+          <w:sz w:val="32"/>
+          <w:szCs w:val="32"/>
+        </w:rPr>
+      </w:pPr>
+      <w:r>
+        <w:rPr>
+          <w:rFonts w:eastAsia="宋体" w:cs="" w:ascii="arial" w:hAnsi="arial" w:cstheme="minorBidi" w:eastAsiaTheme="minorEastAsia"/>
+          <w:sz w:val="32"/>
+          <w:szCs w:val="32"/>
+          <w:lang w:val="en-US" w:eastAsia="zh-CN" w:bidi="ar-SA"/>
+        </w:rPr>
+        <w:t>Principios de Contagem</w:t>
+      </w:r>
+    </w:p>
+    <w:p>
+      <w:pPr>
+        <w:pStyle w:val="Normal"/>
+        <w:numPr>
+          <w:ilvl w:val="1"/>
+          <w:numId w:val="2"/>
+        </w:numPr>
+        <w:rPr>
+          <w:rFonts w:ascii="arial" w:hAnsi="arial"/>
+          <w:sz w:val="32"/>
+          <w:szCs w:val="32"/>
+        </w:rPr>
+      </w:pPr>
+      <w:r>
+        <w:rPr>
+          <w:rFonts w:eastAsia="宋体" w:cs="" w:ascii="arial" w:hAnsi="arial" w:cstheme="minorBidi" w:eastAsiaTheme="minorEastAsia"/>
+          <w:sz w:val="32"/>
+          <w:szCs w:val="32"/>
+          <w:lang w:val="en-US" w:eastAsia="zh-CN" w:bidi="ar-SA"/>
+        </w:rPr>
+        <w:t>Principios básicos</w:t>
+      </w:r>
+    </w:p>
+    <w:p>
+      <w:pPr>
+        <w:pStyle w:val="Normal"/>
+        <w:numPr>
+          <w:ilvl w:val="2"/>
+          <w:numId w:val="2"/>
+        </w:numPr>
+        <w:rPr>
+          <w:rFonts w:ascii="arial" w:hAnsi="arial"/>
+          <w:sz w:val="32"/>
+          <w:szCs w:val="32"/>
+        </w:rPr>
+      </w:pPr>
+      <w:r>
+        <w:rPr>
+          <w:rFonts w:eastAsia="宋体" w:cs="" w:ascii="arial" w:hAnsi="arial" w:cstheme="minorBidi" w:eastAsiaTheme="minorEastAsia"/>
+          <w:sz w:val="32"/>
+          <w:szCs w:val="32"/>
+          <w:lang w:val="en-US" w:eastAsia="zh-CN" w:bidi="ar-SA"/>
+        </w:rPr>
+        <w:t>Principio da multiplicação e da adição</w:t>
+      </w:r>
+    </w:p>
+    <w:p>
+      <w:pPr>
+        <w:pStyle w:val="Normal"/>
+        <w:numPr>
+          <w:ilvl w:val="2"/>
+          <w:numId w:val="2"/>
+        </w:numPr>
+        <w:rPr>
+          <w:rFonts w:ascii="arial" w:hAnsi="arial"/>
+          <w:sz w:val="32"/>
+          <w:szCs w:val="32"/>
+        </w:rPr>
+      </w:pPr>
+      <w:r>
+        <w:rPr>
+          <w:rFonts w:eastAsia="宋体" w:cs="" w:ascii="arial" w:hAnsi="arial" w:cstheme="minorBidi" w:eastAsiaTheme="minorEastAsia"/>
+          <w:sz w:val="32"/>
+          <w:szCs w:val="32"/>
+          <w:lang w:val="en-US" w:eastAsia="zh-CN" w:bidi="ar-SA"/>
+        </w:rPr>
+        <w:t>Principio da casa dos pombos</w:t>
+      </w:r>
+    </w:p>
+    <w:p>
+      <w:pPr>
+        <w:pStyle w:val="Normal"/>
+        <w:numPr>
+          <w:ilvl w:val="0"/>
+          <w:numId w:val="0"/>
+        </w:numPr>
+        <w:ind w:left="1440" w:hanging="0"/>
+        <w:rPr>
+          <w:rFonts w:eastAsia="宋体" w:cs="" w:cstheme="minorBidi" w:eastAsiaTheme="minorEastAsia"/>
+          <w:lang w:val="en-US" w:eastAsia="zh-CN" w:bidi="ar-SA"/>
+        </w:rPr>
+      </w:pPr>
+      <w:r>
+        <w:rPr>
+          <w:rFonts w:ascii="arial" w:hAnsi="arial"/>
+          <w:sz w:val="32"/>
+          <w:szCs w:val="32"/>
+        </w:rPr>
+      </w:r>
+    </w:p>
+    <w:p>
+      <w:pPr>
+        <w:pStyle w:val="Normal"/>
+        <w:numPr>
+          <w:ilvl w:val="0"/>
+          <w:numId w:val="2"/>
+        </w:numPr>
+        <w:rPr>
+          <w:rFonts w:ascii="arial" w:hAnsi="arial"/>
+          <w:sz w:val="32"/>
+          <w:szCs w:val="32"/>
+        </w:rPr>
+      </w:pPr>
+      <w:r>
+        <w:rPr>
+          <w:rFonts w:eastAsia="宋体" w:cs="" w:ascii="arial" w:hAnsi="arial" w:cstheme="minorBidi" w:eastAsiaTheme="minorEastAsia"/>
+          <w:sz w:val="32"/>
+          <w:szCs w:val="32"/>
+          <w:lang w:val="en-US" w:eastAsia="zh-CN" w:bidi="ar-SA"/>
+        </w:rPr>
+        <w:t>Agrupamento simples</w:t>
+      </w:r>
+    </w:p>
+    <w:p>
+      <w:pPr>
+        <w:pStyle w:val="Normal"/>
+        <w:numPr>
+          <w:ilvl w:val="1"/>
+          <w:numId w:val="2"/>
+        </w:numPr>
+        <w:rPr>
+          <w:rFonts w:ascii="arial" w:hAnsi="arial"/>
+          <w:sz w:val="32"/>
+          <w:szCs w:val="32"/>
+        </w:rPr>
+      </w:pPr>
+      <w:r>
+        <w:rPr>
+          <w:rFonts w:eastAsia="宋体" w:cs="" w:ascii="arial" w:hAnsi="arial" w:cstheme="minorBidi" w:eastAsiaTheme="minorEastAsia"/>
+          <w:sz w:val="32"/>
+          <w:szCs w:val="32"/>
+          <w:lang w:val="en-US" w:eastAsia="zh-CN" w:bidi="ar-SA"/>
+        </w:rPr>
+        <w:t>Permutação/Arranjos e combinações</w:t>
+      </w:r>
+    </w:p>
+    <w:p>
+      <w:pPr>
+        <w:pStyle w:val="Normal"/>
+        <w:numPr>
+          <w:ilvl w:val="0"/>
+          <w:numId w:val="0"/>
+        </w:numPr>
+        <w:ind w:left="1080" w:hanging="0"/>
+        <w:rPr>
+          <w:rFonts w:eastAsia="宋体" w:cs="" w:cstheme="minorBidi" w:eastAsiaTheme="minorEastAsia"/>
+          <w:lang w:val="en-US" w:eastAsia="zh-CN" w:bidi="ar-SA"/>
+        </w:rPr>
+      </w:pPr>
+      <w:r>
+        <w:rPr>
+          <w:rFonts w:ascii="arial" w:hAnsi="arial"/>
+          <w:sz w:val="32"/>
+          <w:szCs w:val="32"/>
+        </w:rPr>
+      </w:r>
+    </w:p>
+    <w:p>
+      <w:pPr>
+        <w:pStyle w:val="Normal"/>
+        <w:numPr>
+          <w:ilvl w:val="0"/>
+          <w:numId w:val="2"/>
+        </w:numPr>
+        <w:rPr>
+          <w:rFonts w:ascii="arial" w:hAnsi="arial"/>
+          <w:sz w:val="32"/>
+          <w:szCs w:val="32"/>
+        </w:rPr>
+      </w:pPr>
+      <w:r>
+        <w:rPr>
+          <w:rFonts w:eastAsia="宋体" w:cs="" w:ascii="arial" w:hAnsi="arial" w:cstheme="minorBidi" w:eastAsiaTheme="minorEastAsia"/>
+          <w:sz w:val="32"/>
+          <w:szCs w:val="32"/>
+          <w:lang w:val="en-US" w:eastAsia="zh-CN" w:bidi="ar-SA"/>
+        </w:rPr>
+        <w:t>Agrupamentos complementares</w:t>
+      </w:r>
+    </w:p>
+    <w:p>
+      <w:pPr>
+        <w:pStyle w:val="Normal"/>
+        <w:numPr>
+          <w:ilvl w:val="1"/>
+          <w:numId w:val="2"/>
+        </w:numPr>
+        <w:rPr>
+          <w:rFonts w:ascii="arial" w:hAnsi="arial"/>
+          <w:sz w:val="32"/>
+          <w:szCs w:val="32"/>
+        </w:rPr>
+      </w:pPr>
+      <w:r>
+        <w:rPr>
+          <w:rFonts w:eastAsia="宋体" w:cs="" w:ascii="arial" w:hAnsi="arial" w:cstheme="minorBidi" w:eastAsiaTheme="minorEastAsia"/>
+          <w:sz w:val="32"/>
+          <w:szCs w:val="32"/>
+          <w:lang w:val="en-US" w:eastAsia="zh-CN" w:bidi="ar-SA"/>
+        </w:rPr>
+        <w:t>Agrupamentos especiais ordenados ou não.</w:t>
+      </w:r>
+    </w:p>
+    <w:p>
+      <w:pPr>
+        <w:pStyle w:val="Normal"/>
+        <w:rPr>
+          <w:rFonts w:eastAsia="宋体" w:cs="" w:cstheme="minorBidi" w:eastAsiaTheme="minorEastAsia"/>
+          <w:lang w:val="en-US" w:eastAsia="zh-CN" w:bidi="ar-SA"/>
+        </w:rPr>
+      </w:pPr>
+      <w:r>
+        <w:rPr>
+          <w:rFonts w:ascii="arial" w:hAnsi="arial"/>
+          <w:sz w:val="32"/>
+          <w:szCs w:val="32"/>
+        </w:rPr>
+      </w:r>
+    </w:p>
+    <w:p>
+      <w:pPr>
+        <w:pStyle w:val="Normal"/>
+        <w:rPr>
+          <w:rFonts w:eastAsia="宋体" w:cs="" w:cstheme="minorBidi" w:eastAsiaTheme="minorEastAsia"/>
+          <w:lang w:val="en-US" w:eastAsia="zh-CN" w:bidi="ar-SA"/>
+        </w:rPr>
+      </w:pPr>
+      <w:r>
+        <w:rPr>
+          <w:rFonts w:ascii="arial" w:hAnsi="arial"/>
+          <w:sz w:val="32"/>
+          <w:szCs w:val="32"/>
+        </w:rPr>
+      </w:r>
+    </w:p>
+    <w:p>
+      <w:pPr>
+        <w:pStyle w:val="Normal"/>
+        <w:rPr>
+          <w:rFonts w:eastAsia="宋体" w:cs="" w:cstheme="minorBidi" w:eastAsiaTheme="minorEastAsia"/>
+          <w:lang w:val="en-US" w:eastAsia="zh-CN" w:bidi="ar-SA"/>
+        </w:rPr>
+      </w:pPr>
+      <w:r>
+        <w:rPr>
+          <w:rFonts w:ascii="arial" w:hAnsi="arial"/>
+          <w:sz w:val="32"/>
+          <w:szCs w:val="32"/>
+        </w:rPr>
+      </w:r>
+    </w:p>
+    <w:p>
+      <w:pPr>
+        <w:pStyle w:val="Normal"/>
+        <w:rPr>
+          <w:rFonts w:ascii="arial" w:hAnsi="arial"/>
+          <w:b/>
+          <w:b/>
+          <w:bCs/>
+          <w:sz w:val="32"/>
+          <w:szCs w:val="32"/>
+        </w:rPr>
+      </w:pPr>
+      <w:r>
+        <w:rPr>
+          <w:rFonts w:eastAsia="宋体" w:cs="" w:ascii="arial" w:hAnsi="arial" w:cstheme="minorBidi" w:eastAsiaTheme="minorEastAsia"/>
+          <w:b/>
+          <w:bCs/>
+          <w:sz w:val="32"/>
+          <w:szCs w:val="32"/>
+          <w:lang w:val="en-US" w:eastAsia="zh-CN" w:bidi="ar-SA"/>
+        </w:rPr>
+        <w:t>Representação de conjuntos</w:t>
+      </w:r>
+    </w:p>
+    <w:p>
+      <w:pPr>
+        <w:pStyle w:val="Normal"/>
+        <w:rPr>
+          <w:rFonts w:ascii="arial" w:hAnsi="arial"/>
+          <w:b w:val="false"/>
+          <w:b w:val="false"/>
+          <w:bCs w:val="false"/>
+          <w:sz w:val="32"/>
+          <w:szCs w:val="32"/>
+        </w:rPr>
+      </w:pPr>
+      <w:r>
+        <w:rPr>
+          <w:rFonts w:eastAsia="宋体" w:cs="" w:ascii="arial" w:hAnsi="arial" w:cstheme="minorBidi" w:eastAsiaTheme="minorEastAsia"/>
+          <w:b w:val="false"/>
+          <w:bCs w:val="false"/>
+          <w:sz w:val="32"/>
+          <w:szCs w:val="32"/>
+          <w:lang w:val="en-US" w:eastAsia="zh-CN" w:bidi="ar-SA"/>
+        </w:rPr>
+        <w:t>Conforme fomos amadurecendo, tivemos o conhecimento de conjuntos finitos e infinitos, assim temos:</w:t>
+      </w:r>
+    </w:p>
+    <w:p>
+      <w:pPr>
+        <w:pStyle w:val="Normal"/>
+        <w:numPr>
+          <w:ilvl w:val="0"/>
+          <w:numId w:val="3"/>
+        </w:numPr>
+        <w:rPr>
+          <w:rFonts w:ascii="arial" w:hAnsi="arial"/>
+          <w:b w:val="false"/>
+          <w:b w:val="false"/>
+          <w:bCs w:val="false"/>
+          <w:sz w:val="32"/>
+          <w:szCs w:val="32"/>
+        </w:rPr>
+      </w:pPr>
+      <w:r>
+        <w:rPr>
+          <w:rFonts w:eastAsia="宋体" w:cs="" w:ascii="arial" w:hAnsi="arial" w:cstheme="minorBidi" w:eastAsiaTheme="minorEastAsia"/>
+          <w:b w:val="false"/>
+          <w:bCs w:val="false"/>
+          <w:sz w:val="32"/>
+          <w:szCs w:val="32"/>
+          <w:lang w:val="en-US" w:eastAsia="zh-CN" w:bidi="ar-SA"/>
+        </w:rPr>
+        <w:t>O conjunto dos números positivos.</w:t>
+      </w:r>
+    </w:p>
+    <w:p>
+      <w:pPr>
+        <w:pStyle w:val="Normal"/>
+        <w:numPr>
+          <w:ilvl w:val="0"/>
+          <w:numId w:val="3"/>
+        </w:numPr>
+        <w:rPr>
+          <w:rFonts w:ascii="arial" w:hAnsi="arial"/>
+          <w:b w:val="false"/>
+          <w:b w:val="false"/>
+          <w:bCs w:val="false"/>
+          <w:sz w:val="32"/>
+          <w:szCs w:val="32"/>
+        </w:rPr>
+      </w:pPr>
+      <w:r>
+        <w:rPr>
+          <w:rFonts w:eastAsia="宋体" w:cs="" w:ascii="arial" w:hAnsi="arial" w:cstheme="minorBidi" w:eastAsiaTheme="minorEastAsia"/>
+          <w:b w:val="false"/>
+          <w:bCs w:val="false"/>
+          <w:sz w:val="32"/>
+          <w:szCs w:val="32"/>
+          <w:lang w:val="en-US" w:eastAsia="zh-CN" w:bidi="ar-SA"/>
+        </w:rPr>
+        <w:t>O conjunto de todos os pontos de uma circunferência</w:t>
+      </w:r>
+    </w:p>
+    <w:p>
+      <w:pPr>
+        <w:pStyle w:val="Normal"/>
+        <w:numPr>
+          <w:ilvl w:val="0"/>
+          <w:numId w:val="3"/>
+        </w:numPr>
+        <w:rPr>
+          <w:rFonts w:ascii="arial" w:hAnsi="arial"/>
+          <w:b w:val="false"/>
+          <w:b w:val="false"/>
+          <w:bCs w:val="false"/>
+          <w:sz w:val="32"/>
+          <w:szCs w:val="32"/>
+        </w:rPr>
+      </w:pPr>
+      <w:r>
+        <w:rPr>
+          <w:rFonts w:eastAsia="宋体" w:cs="" w:ascii="arial" w:hAnsi="arial" w:cstheme="minorBidi" w:eastAsiaTheme="minorEastAsia"/>
+          <w:b w:val="false"/>
+          <w:bCs w:val="false"/>
+          <w:sz w:val="32"/>
+          <w:szCs w:val="32"/>
+          <w:lang w:val="en-US" w:eastAsia="zh-CN" w:bidi="ar-SA"/>
+        </w:rPr>
+        <w:t>O conjuntos dos pontos do gráfico de uma reta cuja equação é y = x + 1</w:t>
+      </w:r>
+    </w:p>
+    <w:p>
+      <w:pPr>
+        <w:pStyle w:val="Normal"/>
+        <w:rPr>
+          <w:rFonts w:eastAsia="宋体" w:cs="" w:cstheme="minorBidi" w:eastAsiaTheme="minorEastAsia"/>
+          <w:lang w:val="en-US" w:eastAsia="zh-CN" w:bidi="ar-SA"/>
+        </w:rPr>
+      </w:pPr>
+      <w:r>
+        <w:rPr>
+          <w:rFonts w:ascii="arial" w:hAnsi="arial"/>
+          <w:b w:val="false"/>
+          <w:bCs w:val="false"/>
+          <w:sz w:val="32"/>
+          <w:szCs w:val="32"/>
+        </w:rPr>
+      </w:r>
+    </w:p>
+    <w:p>
+      <w:pPr>
+        <w:pStyle w:val="Normal"/>
+        <w:rPr/>
+      </w:pPr>
+      <w:r>
+        <w:rPr>
+          <w:rFonts w:eastAsia="宋体" w:cs="" w:ascii="arial" w:hAnsi="arial" w:cstheme="minorBidi" w:eastAsiaTheme="minorEastAsia"/>
+          <w:b w:val="false"/>
+          <w:bCs w:val="false"/>
+          <w:sz w:val="32"/>
+          <w:szCs w:val="32"/>
+          <w:lang w:val="en-US" w:eastAsia="zh-CN" w:bidi="ar-SA"/>
+        </w:rPr>
+        <w:t>O importante é estabelecermos uma escrita formal e adequada para descrevermos os conjuntos, sejam finitos ou</w:t>
+      </w:r>
+      <w:r>
+        <w:rPr>
+          <w:rFonts w:eastAsia="宋体" w:cs="" w:ascii="arial" w:hAnsi="arial" w:cstheme="minorBidi" w:eastAsiaTheme="minorEastAsia"/>
+          <w:b w:val="false"/>
+          <w:bCs w:val="false"/>
+          <w:color w:val="000000"/>
+          <w:sz w:val="32"/>
+          <w:szCs w:val="32"/>
+          <w:lang w:val="en-US" w:eastAsia="zh-CN" w:bidi="ar-SA"/>
+        </w:rPr>
+        <w:t xml:space="preserve"> infinitos.</w:t>
+      </w:r>
+    </w:p>
+    <w:p>
+      <w:pPr>
+        <w:pStyle w:val="Normal"/>
+        <w:rPr>
+          <w:rFonts w:ascii="arial" w:hAnsi="arial" w:eastAsia="宋体" w:cs="" w:cstheme="minorBidi" w:eastAsiaTheme="minorEastAsia"/>
+          <w:b w:val="false"/>
+          <w:b w:val="false"/>
+          <w:bCs w:val="false"/>
+          <w:color w:val="000000"/>
+          <w:sz w:val="32"/>
+          <w:szCs w:val="32"/>
+          <w:lang w:val="en-US" w:eastAsia="zh-CN" w:bidi="ar-SA"/>
+        </w:rPr>
+      </w:pPr>
+      <w:r>
+        <w:rPr/>
+      </w:r>
+    </w:p>
+    <w:p>
+      <w:pPr>
+        <w:pStyle w:val="Normal"/>
+        <w:rPr>
+          <w:b/>
+          <w:b/>
+          <w:bCs/>
+        </w:rPr>
+      </w:pPr>
+      <w:r>
+        <w:rPr>
+          <w:rFonts w:eastAsia="宋体" w:cs="" w:ascii="arial" w:hAnsi="arial" w:cstheme="minorBidi" w:eastAsiaTheme="minorEastAsia"/>
+          <w:b/>
+          <w:bCs/>
+          <w:color w:val="000000"/>
+          <w:sz w:val="32"/>
+          <w:szCs w:val="32"/>
+          <w:lang w:val="en-US" w:eastAsia="zh-CN" w:bidi="ar-SA"/>
+        </w:rPr>
+        <w:t>Representação explícita de conjuntos</w:t>
+      </w:r>
+    </w:p>
+    <w:p>
+      <w:pPr>
+        <w:pStyle w:val="Normal"/>
+        <w:rPr>
+          <w:b w:val="false"/>
+          <w:b w:val="false"/>
+          <w:bCs w:val="false"/>
+        </w:rPr>
+      </w:pPr>
+      <w:r>
+        <w:rPr>
+          <w:rFonts w:eastAsia="宋体" w:cs="" w:ascii="arial" w:hAnsi="arial" w:cstheme="minorBidi" w:eastAsiaTheme="minorEastAsia"/>
+          <w:b w:val="false"/>
+          <w:bCs w:val="false"/>
+          <w:color w:val="000000"/>
+          <w:sz w:val="32"/>
+          <w:szCs w:val="32"/>
+          <w:lang w:val="en-US" w:eastAsia="zh-CN" w:bidi="ar-SA"/>
+        </w:rPr>
+        <w:t>Uma das formas de descrever um conjunto, é enumerando seus objetos entre par de chaves, e separando por virgulas ou preferencialmente por ponto e virgula, exemplo:</w:t>
+      </w:r>
+    </w:p>
+    <w:p>
+      <w:pPr>
+        <w:pStyle w:val="Normal"/>
+        <w:rPr>
+          <w:rFonts w:ascii="arial" w:hAnsi="arial" w:eastAsia="宋体" w:cs="" w:cstheme="minorBidi" w:eastAsiaTheme="minorEastAsia"/>
+          <w:color w:val="000000"/>
+          <w:sz w:val="32"/>
+          <w:szCs w:val="32"/>
+          <w:lang w:val="en-US" w:eastAsia="zh-CN" w:bidi="ar-SA"/>
+        </w:rPr>
+      </w:pPr>
+      <w:r>
+        <w:rPr>
+          <w:b w:val="false"/>
+          <w:bCs w:val="false"/>
+        </w:rPr>
+      </w:r>
+    </w:p>
+    <w:p>
+      <w:pPr>
+        <w:pStyle w:val="Normal"/>
+        <w:rPr>
+          <w:b w:val="false"/>
+          <w:b w:val="false"/>
+          <w:bCs w:val="false"/>
+        </w:rPr>
+      </w:pPr>
+      <w:r>
+        <w:rPr>
+          <w:rFonts w:eastAsia="宋体" w:cs="" w:ascii="arial" w:hAnsi="arial" w:cstheme="minorBidi" w:eastAsiaTheme="minorEastAsia"/>
+          <w:b w:val="false"/>
+          <w:bCs w:val="false"/>
+          <w:color w:val="000000"/>
+          <w:sz w:val="32"/>
+          <w:szCs w:val="32"/>
+          <w:lang w:val="en-US" w:eastAsia="zh-CN" w:bidi="ar-SA"/>
+        </w:rPr>
+        <w:t xml:space="preserve">A = {1,2 , 1,3} da forma com virgula </w:t>
+      </w:r>
+      <w:r>
+        <w:rPr>
+          <w:rFonts w:eastAsia="宋体" w:cs="" w:ascii="arial" w:hAnsi="arial" w:cstheme="minorBidi" w:eastAsiaTheme="minorEastAsia"/>
+          <w:b w:val="false"/>
+          <w:bCs w:val="false"/>
+          <w:color w:val="000000"/>
+          <w:sz w:val="32"/>
+          <w:szCs w:val="32"/>
+          <w:lang w:val="en-US" w:eastAsia="zh-CN" w:bidi="ar-SA"/>
+        </w:rPr>
+        <w:t>dificulta decifrar se é decimal ou inteiro.</w:t>
+      </w:r>
+    </w:p>
+    <w:p>
+      <w:pPr>
+        <w:pStyle w:val="Normal"/>
+        <w:rPr>
+          <w:rFonts w:ascii="arial" w:hAnsi="arial" w:eastAsia="宋体" w:cs="" w:cstheme="minorBidi" w:eastAsiaTheme="minorEastAsia"/>
+          <w:color w:val="000000"/>
+          <w:sz w:val="32"/>
+          <w:szCs w:val="32"/>
+          <w:lang w:val="en-US" w:eastAsia="zh-CN" w:bidi="ar-SA"/>
+        </w:rPr>
+      </w:pPr>
+      <w:r>
+        <w:rPr>
+          <w:b w:val="false"/>
+          <w:bCs w:val="false"/>
+        </w:rPr>
+      </w:r>
+    </w:p>
+    <w:p>
+      <w:pPr>
+        <w:pStyle w:val="Normal"/>
+        <w:rPr>
+          <w:b w:val="false"/>
+          <w:b w:val="false"/>
+          <w:bCs w:val="false"/>
+        </w:rPr>
+      </w:pPr>
+      <w:r>
+        <w:rPr>
+          <w:rFonts w:eastAsia="宋体" w:cs="" w:ascii="arial" w:hAnsi="arial" w:cstheme="minorBidi" w:eastAsiaTheme="minorEastAsia"/>
+          <w:b w:val="false"/>
+          <w:bCs w:val="false"/>
+          <w:color w:val="000000"/>
+          <w:sz w:val="32"/>
+          <w:szCs w:val="32"/>
+          <w:lang w:val="en-US" w:eastAsia="zh-CN" w:bidi="ar-SA"/>
+        </w:rPr>
+        <w:t xml:space="preserve">B = {1; 3; 9; 7; 5} da forma com ponto e virgula, </w:t>
+      </w:r>
+      <w:r>
+        <w:rPr>
+          <w:rFonts w:eastAsia="宋体" w:cs="" w:ascii="arial" w:hAnsi="arial" w:cstheme="minorBidi" w:eastAsiaTheme="minorEastAsia"/>
+          <w:b w:val="false"/>
+          <w:bCs w:val="false"/>
+          <w:color w:val="000000"/>
+          <w:sz w:val="32"/>
+          <w:szCs w:val="32"/>
+          <w:lang w:val="en-US" w:eastAsia="zh-CN" w:bidi="ar-SA"/>
+        </w:rPr>
+        <w:t>fica mais nítido, porém não tem ordem, entretanto sempre que não tiver precêdencia especifica de acordo com a situação colocar em ordem crescente ou decrescente</w:t>
+      </w:r>
+    </w:p>
+    <w:p>
+      <w:pPr>
+        <w:pStyle w:val="Normal"/>
+        <w:rPr>
+          <w:rFonts w:ascii="arial" w:hAnsi="arial" w:eastAsia="宋体" w:cs="" w:cstheme="minorBidi" w:eastAsiaTheme="minorEastAsia"/>
+          <w:color w:val="000000"/>
+          <w:sz w:val="32"/>
+          <w:szCs w:val="32"/>
+          <w:lang w:val="en-US" w:eastAsia="zh-CN" w:bidi="ar-SA"/>
+        </w:rPr>
+      </w:pPr>
+      <w:r>
+        <w:rPr>
+          <w:b w:val="false"/>
+          <w:bCs w:val="false"/>
+        </w:rPr>
+      </w:r>
+    </w:p>
+    <w:p>
+      <w:pPr>
+        <w:pStyle w:val="Normal"/>
+        <w:rPr>
+          <w:b w:val="false"/>
+          <w:b w:val="false"/>
+          <w:bCs w:val="false"/>
+        </w:rPr>
+      </w:pPr>
+      <w:r>
+        <w:rPr>
+          <w:rFonts w:eastAsia="宋体" w:cs="" w:ascii="arial" w:hAnsi="arial" w:cstheme="minorBidi" w:eastAsiaTheme="minorEastAsia"/>
+          <w:b w:val="false"/>
+          <w:bCs w:val="false"/>
+          <w:color w:val="000000"/>
+          <w:sz w:val="32"/>
+          <w:szCs w:val="32"/>
+          <w:lang w:val="en-US" w:eastAsia="zh-CN" w:bidi="ar-SA"/>
+        </w:rPr>
+        <w:t xml:space="preserve">C </w:t>
+      </w:r>
+      <w:r>
+        <w:rPr>
+          <w:rFonts w:eastAsia="宋体" w:cs="" w:ascii="arial" w:hAnsi="arial" w:cstheme="minorBidi" w:eastAsiaTheme="minorEastAsia"/>
+          <w:b w:val="false"/>
+          <w:bCs w:val="false"/>
+          <w:color w:val="000000"/>
+          <w:sz w:val="32"/>
+          <w:szCs w:val="32"/>
+          <w:lang w:val="en-US" w:eastAsia="zh-CN" w:bidi="ar-SA"/>
+        </w:rPr>
+        <w:t>= {1; 4; 9; 16; 25; 36; …} Os três pontinhos indicam uma infinidade de elementos.</w:t>
+      </w:r>
+    </w:p>
+    <w:p>
+      <w:pPr>
+        <w:pStyle w:val="Normal"/>
+        <w:rPr>
+          <w:rFonts w:ascii="arial" w:hAnsi="arial" w:eastAsia="宋体" w:cs="" w:cstheme="minorBidi" w:eastAsiaTheme="minorEastAsia"/>
+          <w:color w:val="000000"/>
+          <w:sz w:val="32"/>
+          <w:szCs w:val="32"/>
+          <w:lang w:val="en-US" w:eastAsia="zh-CN" w:bidi="ar-SA"/>
+        </w:rPr>
+      </w:pPr>
+      <w:r>
+        <w:rPr>
+          <w:b w:val="false"/>
+          <w:bCs w:val="false"/>
+        </w:rPr>
+      </w:r>
+    </w:p>
+    <w:p>
+      <w:pPr>
+        <w:pStyle w:val="Normal"/>
+        <w:rPr>
+          <w:rFonts w:ascii="arial" w:hAnsi="arial" w:eastAsia="宋体" w:cs="" w:cstheme="minorBidi" w:eastAsiaTheme="minorEastAsia"/>
+          <w:color w:val="000000"/>
+          <w:sz w:val="32"/>
+          <w:szCs w:val="32"/>
+          <w:lang w:val="en-US" w:eastAsia="zh-CN" w:bidi="ar-SA"/>
+        </w:rPr>
+      </w:pPr>
+      <w:r>
+        <w:rPr>
+          <w:b w:val="false"/>
+          <w:bCs w:val="false"/>
+        </w:rPr>
+      </w:r>
+    </w:p>
+    <w:p>
+      <w:pPr>
+        <w:pStyle w:val="Normal"/>
+        <w:rPr>
+          <w:b/>
+          <w:b/>
+          <w:bCs/>
+        </w:rPr>
+      </w:pPr>
+      <w:r>
+        <w:rPr>
+          <w:rFonts w:eastAsia="宋体" w:cs="" w:ascii="arial" w:hAnsi="arial" w:cstheme="minorBidi" w:eastAsiaTheme="minorEastAsia"/>
+          <w:b/>
+          <w:bCs/>
+          <w:color w:val="000000"/>
+          <w:sz w:val="32"/>
+          <w:szCs w:val="32"/>
+          <w:lang w:val="en-US" w:eastAsia="zh-CN" w:bidi="ar-SA"/>
+        </w:rPr>
+        <w:t>Simbolo de pertinência</w:t>
+      </w:r>
+    </w:p>
+    <w:p>
+      <w:pPr>
+        <w:pStyle w:val="Normal"/>
+        <w:rPr>
+          <w:rFonts w:ascii="arial" w:hAnsi="arial" w:eastAsia="宋体" w:cs="" w:cstheme="minorBidi" w:eastAsiaTheme="minorEastAsia"/>
+          <w:color w:val="000000"/>
+          <w:sz w:val="32"/>
+          <w:szCs w:val="32"/>
+          <w:lang w:val="en-US" w:eastAsia="zh-CN" w:bidi="ar-SA"/>
+        </w:rPr>
+      </w:pPr>
+      <w:r>
+        <w:rPr>
+          <w:b w:val="false"/>
+          <w:bCs w:val="false"/>
+        </w:rPr>
+      </w:r>
+    </w:p>
+    <w:p>
+      <w:pPr>
+        <w:pStyle w:val="Normal"/>
+        <w:rPr>
+          <w:rFonts w:ascii="arial" w:hAnsi="arial"/>
+          <w:b w:val="false"/>
+          <w:b w:val="false"/>
+          <w:bCs w:val="false"/>
+          <w:sz w:val="32"/>
+          <w:szCs w:val="32"/>
+        </w:rPr>
+      </w:pPr>
+      <w:r>
+        <w:rPr>
+          <w:rFonts w:eastAsia="宋体" w:cs="" w:ascii="arial" w:hAnsi="arial" w:cstheme="minorBidi" w:eastAsiaTheme="minorEastAsia"/>
+          <w:b w:val="false"/>
+          <w:bCs w:val="false"/>
+          <w:sz w:val="32"/>
+          <w:szCs w:val="32"/>
+          <w:lang w:val="en-US" w:eastAsia="zh-CN" w:bidi="ar-SA"/>
+        </w:rPr>
+        <w:t>Quando o objeto x é um dos elementos de um conjunto P, dizemos q x pertence a P da seguinte forma: x∈P.</w:t>
+      </w:r>
+    </w:p>
+    <w:p>
+      <w:pPr>
+        <w:pStyle w:val="Normal"/>
+        <w:rPr>
+          <w:rFonts w:eastAsia="宋体" w:cs="" w:cstheme="minorBidi" w:eastAsiaTheme="minorEastAsia"/>
+          <w:lang w:val="en-US" w:eastAsia="zh-CN" w:bidi="ar-SA"/>
+        </w:rPr>
+      </w:pPr>
+      <w:r>
+        <w:rPr>
+          <w:rFonts w:ascii="arial" w:hAnsi="arial"/>
+          <w:b w:val="false"/>
+          <w:bCs w:val="false"/>
+          <w:sz w:val="32"/>
+          <w:szCs w:val="32"/>
+        </w:rPr>
+      </w:r>
+    </w:p>
+    <w:p>
+      <w:pPr>
+        <w:pStyle w:val="Normal"/>
+        <w:rPr/>
+      </w:pPr>
+      <w:r>
+        <w:rPr>
+          <w:rFonts w:eastAsia="宋体" w:cs="" w:ascii="arial" w:hAnsi="arial" w:cstheme="minorBidi" w:eastAsiaTheme="minorEastAsia"/>
+          <w:b w:val="false"/>
+          <w:bCs w:val="false"/>
+          <w:sz w:val="32"/>
+          <w:szCs w:val="32"/>
+          <w:lang w:val="en-US" w:eastAsia="zh-CN" w:bidi="ar-SA"/>
+        </w:rPr>
+        <w:t>Quando o objeto não pertence a P descrevemos da seguinte forma: x e/ P</w:t>
+      </w:r>
+    </w:p>
+    <w:p>
+      <w:pPr>
+        <w:pStyle w:val="Normal"/>
+        <w:rPr>
+          <w:rFonts w:ascii="arial" w:hAnsi="arial" w:eastAsia="宋体" w:cs="" w:cstheme="minorBidi" w:eastAsiaTheme="minorEastAsia"/>
+          <w:b w:val="false"/>
+          <w:b w:val="false"/>
+          <w:bCs w:val="false"/>
+          <w:sz w:val="32"/>
+          <w:szCs w:val="32"/>
+          <w:lang w:val="en-US" w:eastAsia="zh-CN" w:bidi="ar-SA"/>
+        </w:rPr>
+      </w:pPr>
+      <w:r>
+        <w:rPr/>
+      </w:r>
+    </w:p>
+    <w:p>
+      <w:pPr>
+        <w:pStyle w:val="Normal"/>
+        <w:rPr/>
+      </w:pPr>
+      <w:r>
+        <w:rPr>
+          <w:rFonts w:eastAsia="宋体" w:cs="" w:ascii="arial" w:hAnsi="arial" w:cstheme="minorBidi" w:eastAsiaTheme="minorEastAsia"/>
+          <w:b w:val="false"/>
+          <w:bCs w:val="false"/>
+          <w:sz w:val="32"/>
+          <w:szCs w:val="32"/>
+          <w:lang w:val="en-US" w:eastAsia="zh-CN" w:bidi="ar-SA"/>
+        </w:rPr>
+        <w:t>Exemplo de pertinencia com uma assertiva (V) ou (F)</w:t>
+      </w:r>
+    </w:p>
+    <w:p>
+      <w:pPr>
+        <w:pStyle w:val="Normal"/>
+        <w:rPr>
+          <w:rFonts w:ascii="arial" w:hAnsi="arial" w:eastAsia="宋体" w:cs="" w:cstheme="minorBidi" w:eastAsiaTheme="minorEastAsia"/>
+          <w:b w:val="false"/>
+          <w:b w:val="false"/>
+          <w:bCs w:val="false"/>
+          <w:sz w:val="32"/>
+          <w:szCs w:val="32"/>
+          <w:lang w:val="en-US" w:eastAsia="zh-CN" w:bidi="ar-SA"/>
+        </w:rPr>
+      </w:pPr>
+      <w:r>
+        <w:rPr/>
+      </w:r>
+    </w:p>
+    <w:p>
+      <w:pPr>
+        <w:pStyle w:val="Normal"/>
+        <w:rPr>
+          <w:rFonts w:ascii="arial" w:hAnsi="arial" w:eastAsia="宋体" w:cs="" w:cstheme="minorBidi" w:eastAsiaTheme="minorEastAsia"/>
+          <w:b w:val="false"/>
+          <w:b w:val="false"/>
+          <w:bCs w:val="false"/>
+          <w:sz w:val="32"/>
+          <w:szCs w:val="32"/>
+          <w:lang w:val="en-US" w:eastAsia="zh-CN" w:bidi="ar-SA"/>
+        </w:rPr>
+      </w:pPr>
+      <w:r>
+        <w:rPr/>
+      </w:r>
+    </w:p>
+    <w:p>
+      <w:pPr>
+        <w:pStyle w:val="Normal"/>
+        <w:rPr>
+          <w:rFonts w:ascii="arial" w:hAnsi="arial" w:eastAsia="宋体" w:cs="" w:cstheme="minorBidi" w:eastAsiaTheme="minorEastAsia"/>
+          <w:b w:val="false"/>
+          <w:b w:val="false"/>
+          <w:bCs w:val="false"/>
+          <w:sz w:val="32"/>
+          <w:szCs w:val="32"/>
+          <w:lang w:val="en-US" w:eastAsia="zh-CN" w:bidi="ar-SA"/>
+        </w:rPr>
+      </w:pPr>
+      <w:r>
+        <w:rPr/>
+        <w:drawing>
+          <wp:anchor behindDoc="0" distT="0" distB="0" distL="0" distR="0" simplePos="0" locked="0" layoutInCell="0" allowOverlap="1" relativeHeight="2">
+            <wp:simplePos x="0" y="0"/>
+            <wp:positionH relativeFrom="column">
+              <wp:align>center</wp:align>
+            </wp:positionH>
+            <wp:positionV relativeFrom="paragraph">
+              <wp:posOffset>635</wp:posOffset>
+            </wp:positionV>
+            <wp:extent cx="2247900" cy="1009650"/>
+            <wp:effectExtent l="0" t="0" r="0" b="0"/>
+            <wp:wrapSquare wrapText="largest"/>
+            <wp:docPr id="1" name="Figura1" descr=""/>
+            <wp:cNvGraphicFramePr>
+              <a:graphicFrameLocks xmlns:a="http://schemas.openxmlformats.org/drawingml/2006/main" noChangeAspect="1"/>
+            </wp:cNvGraphicFramePr>
+            <a:graphic xmlns:a="http://schemas.openxmlformats.org/drawingml/2006/main">
+              <a:graphicData uri="http://schemas.openxmlformats.org/drawingml/2006/picture">
+                <pic:pic xmlns:pic="http://schemas.openxmlformats.org/drawingml/2006/picture">
+                  <pic:nvPicPr>
+                    <pic:cNvPr id="1" name="Figura1" descr=""/>
+                    <pic:cNvPicPr>
+                      <a:picLocks noChangeAspect="1" noChangeArrowheads="1"/>
+                    </pic:cNvPicPr>
+                  </pic:nvPicPr>
+                  <pic:blipFill>
+                    <a:blip r:embed="rId2"/>
+                    <a:stretch>
+                      <a:fillRect/>
+                    </a:stretch>
+                  </pic:blipFill>
+                  <pic:spPr bwMode="auto">
+                    <a:xfrm>
+                      <a:off x="0" y="0"/>
+                      <a:ext cx="2247900" cy="1009650"/>
+                    </a:xfrm>
+                    <a:prstGeom prst="rect">
+                      <a:avLst/>
+                    </a:prstGeom>
+                  </pic:spPr>
+                </pic:pic>
+              </a:graphicData>
+            </a:graphic>
+          </wp:anchor>
+        </w:drawing>
+      </w:r>
+    </w:p>
+    <w:p>
+      <w:pPr>
+        <w:pStyle w:val="Normal"/>
+        <w:rPr>
+          <w:rFonts w:ascii="arial" w:hAnsi="arial" w:eastAsia="宋体" w:cs="" w:cstheme="minorBidi" w:eastAsiaTheme="minorEastAsia"/>
+          <w:b w:val="false"/>
+          <w:b w:val="false"/>
+          <w:bCs w:val="false"/>
+          <w:sz w:val="32"/>
+          <w:szCs w:val="32"/>
+          <w:lang w:val="en-US" w:eastAsia="zh-CN" w:bidi="ar-SA"/>
+        </w:rPr>
+      </w:pPr>
+      <w:r>
+        <w:rPr/>
+      </w:r>
+    </w:p>
+    <w:p>
+      <w:pPr>
+        <w:pStyle w:val="Normal"/>
+        <w:rPr>
+          <w:rFonts w:eastAsia="宋体" w:cs="" w:cstheme="minorBidi" w:eastAsiaTheme="minorEastAsia"/>
+          <w:lang w:val="en-US" w:eastAsia="zh-CN" w:bidi="ar-SA"/>
+        </w:rPr>
+      </w:pPr>
+      <w:r>
+        <w:rPr>
+          <w:rFonts w:ascii="arial" w:hAnsi="arial"/>
+          <w:b/>
+          <w:bCs/>
+          <w:color w:val="FFFFFF"/>
+          <w:sz w:val="32"/>
+          <w:szCs w:val="32"/>
+        </w:rPr>
+      </w:r>
+    </w:p>
+    <w:p>
+      <w:pPr>
+        <w:pStyle w:val="Normal"/>
+        <w:rPr>
+          <w:rFonts w:eastAsia="宋体" w:cs="" w:cstheme="minorBidi" w:eastAsiaTheme="minorEastAsia"/>
+          <w:lang w:val="en-US" w:eastAsia="zh-CN" w:bidi="ar-SA"/>
+        </w:rPr>
+      </w:pPr>
+      <w:r>
+        <w:rPr>
+          <w:rFonts w:ascii="arial" w:hAnsi="arial"/>
+          <w:b/>
+          <w:bCs/>
+          <w:color w:val="FFFFFF"/>
+          <w:sz w:val="32"/>
+          <w:szCs w:val="32"/>
+        </w:rPr>
+      </w:r>
+    </w:p>
+    <w:p>
+      <w:pPr>
+        <w:pStyle w:val="Normal"/>
+        <w:rPr>
+          <w:rFonts w:eastAsia="宋体" w:cs="" w:cstheme="minorBidi" w:eastAsiaTheme="minorEastAsia"/>
+          <w:lang w:val="en-US" w:eastAsia="zh-CN" w:bidi="ar-SA"/>
+        </w:rPr>
+      </w:pPr>
+      <w:r>
+        <w:rPr>
+          <w:rFonts w:ascii="arial" w:hAnsi="arial"/>
+          <w:b/>
+          <w:bCs/>
+          <w:color w:val="FFFFFF"/>
+          <w:sz w:val="32"/>
+          <w:szCs w:val="32"/>
+        </w:rPr>
+      </w:r>
+    </w:p>
+    <w:p>
+      <w:pPr>
+        <w:pStyle w:val="Normal"/>
+        <w:rPr>
+          <w:rFonts w:eastAsia="宋体" w:cs="" w:cstheme="minorBidi" w:eastAsiaTheme="minorEastAsia"/>
+          <w:lang w:val="en-US" w:eastAsia="zh-CN" w:bidi="ar-SA"/>
+        </w:rPr>
+      </w:pPr>
+      <w:r>
+        <w:rPr>
+          <w:rFonts w:ascii="arial" w:hAnsi="arial"/>
+          <w:b/>
+          <w:bCs/>
+          <w:color w:val="FFFFFF"/>
+          <w:sz w:val="32"/>
+          <w:szCs w:val="32"/>
+        </w:rPr>
+      </w:r>
+    </w:p>
+    <w:p>
+      <w:pPr>
+        <w:pStyle w:val="Normal"/>
+        <w:rPr>
+          <w:rFonts w:eastAsia="宋体" w:cs="" w:cstheme="minorBidi" w:eastAsiaTheme="minorEastAsia"/>
+          <w:lang w:val="en-US" w:eastAsia="zh-CN" w:bidi="ar-SA"/>
+        </w:rPr>
+      </w:pPr>
+      <w:r>
+        <w:rPr>
+          <w:rFonts w:ascii="arial" w:hAnsi="arial"/>
+          <w:b/>
+          <w:bCs/>
+          <w:color w:val="FFFFFF"/>
+          <w:sz w:val="32"/>
+          <w:szCs w:val="32"/>
+        </w:rPr>
+      </w:r>
+    </w:p>
+    <w:p>
+      <w:pPr>
+        <w:pStyle w:val="Normal"/>
+        <w:rPr>
+          <w:rFonts w:eastAsia="宋体" w:cs="" w:cstheme="minorBidi" w:eastAsiaTheme="minorEastAsia"/>
+          <w:lang w:val="en-US" w:eastAsia="zh-CN" w:bidi="ar-SA"/>
+        </w:rPr>
+      </w:pPr>
+      <w:r>
+        <w:rPr>
+          <w:rFonts w:ascii="arial" w:hAnsi="arial"/>
+          <w:b w:val="false"/>
+          <w:bCs w:val="false"/>
+          <w:color w:val="000000"/>
+          <w:sz w:val="32"/>
+          <w:szCs w:val="32"/>
+        </w:rPr>
+      </w:r>
     </w:p>
     <w:sectPr>
+      <w:type w:val="nextPage"/>
       <w:pgSz w:w="11906" w:h="16838"/>
-      <w:pgMar w:top="1440" w:right="1800" w:bottom="1440" w:left="1800" w:header="720" w:footer="720" w:gutter="0"/>
-      <w:cols w:space="720" w:num="1"/>
-      <w:docGrid w:linePitch="360" w:charSpace="0"/>
+      <w:pgMar w:left="1800" w:right="1800" w:gutter="0" w:header="0" w:top="1440" w:footer="0" w:bottom="1440"/>
+      <w:pgNumType w:fmt="decimal"/>
+      <w:formProt w:val="false"/>
+      <w:textDirection w:val="lrTb"/>
+      <w:docGrid w:type="default" w:linePitch="360" w:charSpace="8192"/>
     </w:sectPr>
   </w:body>
 </w:document>
 </file>
 
 <file path=word/numbering.xml><?xml version="1.0" encoding="utf-8"?>
-<w:numbering xmlns:wpc="http://schemas.microsoft.com/office/word/2010/wordprocessingCanvas" xmlns:mc="http://schemas.openxmlformats.org/markup-compatibility/2006" xmlns:o="urn:schemas-microsoft-com:office:office" xmlns:r="http://schemas.openxmlformats.org/officeDocument/2006/relationships" xmlns:m="http://schemas.openxmlformats.org/officeDocument/2006/math" xmlns:v="urn:schemas-microsoft-com:vml" xmlns:wp14="http://schemas.microsoft.com/office/word/2010/wordprocessingDrawing" xmlns:wp="http://schemas.openxmlformats.org/drawingml/2006/wordprocessingDrawing" xmlns:w10="urn:schemas-microsoft-com:office:word" xmlns:w="http://schemas.openxmlformats.org/wordprocessingml/2006/main" xmlns:w14="http://schemas.microsoft.com/office/word/2010/wordml" xmlns:wpg="http://schemas.microsoft.com/office/word/2010/wordprocessingGroup" xmlns:wpi="http://schemas.microsoft.com/office/word/2010/wordprocessingInk" xmlns:wne="http://schemas.microsoft.com/office/word/2006/wordml" xmlns:wps="http://schemas.microsoft.com/office/word/2010/wordprocessingShape" xmlns:wpsCustomData="http://www.wps.cn/officeDocument/2013/wpsCustomData" mc:Ignorable="w14 wp14">
-  <w:abstractNum w:abstractNumId="0">
-    <w:nsid w:val="2CE6F2BB"/>
-    <w:multiLevelType w:val="singleLevel"/>
-    <w:tmpl w:val="2CE6F2BB"/>
-    <w:lvl w:ilvl="0" w:tentative="0">
+<w:numbering xmlns:w="http://schemas.openxmlformats.org/wordprocessingml/2006/main" xmlns:o="urn:schemas-microsoft-com:office:office" xmlns:r="http://schemas.openxmlformats.org/officeDocument/2006/relationships" xmlns:v="urn:schemas-microsoft-com:vml" xmlns:mc="http://schemas.openxmlformats.org/markup-compatibility/2006" xmlns:w14="http://schemas.microsoft.com/office/word/2010/wordml" mc:Ignorable="w14">
+  <w:abstractNum w:abstractNumId="1">
+    <w:lvl w:ilvl="0">
       <w:start w:val="1"/>
       <w:numFmt w:val="bullet"/>
       <w:lvlText w:val=""/>
       <w:lvlJc w:val="left"/>
       <w:pPr>
         <w:tabs>
-          <w:tab w:val="left" w:pos="420"/>
-        </w:tabs>
-        <w:ind w:left="420" w:leftChars="0" w:hanging="420" w:firstLineChars="0"/>
+          <w:tab w:val="num" w:pos="420"/>
+        </w:tabs>
+        <w:ind w:left="420" w:hanging="420"/>
       </w:pPr>
       <w:rPr>
-        <w:rFonts w:hint="default" w:ascii="Wingdings" w:hAnsi="Wingdings"/>
+        <w:rFonts w:ascii="Wingdings" w:hAnsi="Wingdings" w:cs="Wingdings" w:hint="default"/>
       </w:rPr>
+    </w:lvl>
+    <w:lvl w:ilvl="1">
+      <w:start w:val="1"/>
+      <w:numFmt w:val="decimal"/>
+      <w:lvlText w:val="%2."/>
+      <w:lvlJc w:val="left"/>
+      <w:pPr>
+        <w:tabs>
+          <w:tab w:val="num" w:pos="1080"/>
+        </w:tabs>
+        <w:ind w:left="1080" w:hanging="360"/>
+      </w:pPr>
+    </w:lvl>
+    <w:lvl w:ilvl="2">
+      <w:start w:val="1"/>
+      <w:numFmt w:val="decimal"/>
+      <w:lvlText w:val="%3."/>
+      <w:lvlJc w:val="left"/>
+      <w:pPr>
+        <w:tabs>
+          <w:tab w:val="num" w:pos="1440"/>
+        </w:tabs>
+        <w:ind w:left="1440" w:hanging="360"/>
+      </w:pPr>
+    </w:lvl>
+    <w:lvl w:ilvl="3">
+      <w:start w:val="1"/>
+      <w:numFmt w:val="decimal"/>
+      <w:lvlText w:val="%4."/>
+      <w:lvlJc w:val="left"/>
+      <w:pPr>
+        <w:tabs>
+          <w:tab w:val="num" w:pos="1800"/>
+        </w:tabs>
+        <w:ind w:left="1800" w:hanging="360"/>
+      </w:pPr>
+    </w:lvl>
+    <w:lvl w:ilvl="4">
+      <w:start w:val="1"/>
+      <w:numFmt w:val="decimal"/>
+      <w:lvlText w:val="%5."/>
+      <w:lvlJc w:val="left"/>
+      <w:pPr>
+        <w:tabs>
+          <w:tab w:val="num" w:pos="2160"/>
+        </w:tabs>
+        <w:ind w:left="2160" w:hanging="360"/>
+      </w:pPr>
+    </w:lvl>
+    <w:lvl w:ilvl="5">
+      <w:start w:val="1"/>
+      <w:numFmt w:val="decimal"/>
+      <w:lvlText w:val="%6."/>
+      <w:lvlJc w:val="left"/>
+      <w:pPr>
+        <w:tabs>
+          <w:tab w:val="num" w:pos="2520"/>
+        </w:tabs>
+        <w:ind w:left="2520" w:hanging="360"/>
+      </w:pPr>
+    </w:lvl>
+    <w:lvl w:ilvl="6">
+      <w:start w:val="1"/>
+      <w:numFmt w:val="decimal"/>
+      <w:lvlText w:val="%7."/>
+      <w:lvlJc w:val="left"/>
+      <w:pPr>
+        <w:tabs>
+          <w:tab w:val="num" w:pos="2880"/>
+        </w:tabs>
+        <w:ind w:left="2880" w:hanging="360"/>
+      </w:pPr>
+    </w:lvl>
+    <w:lvl w:ilvl="7">
+      <w:start w:val="1"/>
+      <w:numFmt w:val="decimal"/>
+      <w:lvlText w:val="%8."/>
+      <w:lvlJc w:val="left"/>
+      <w:pPr>
+        <w:tabs>
+          <w:tab w:val="num" w:pos="3240"/>
+        </w:tabs>
+        <w:ind w:left="3240" w:hanging="360"/>
+      </w:pPr>
+    </w:lvl>
+    <w:lvl w:ilvl="8">
+      <w:start w:val="1"/>
+      <w:numFmt w:val="decimal"/>
+      <w:lvlText w:val="%9."/>
+      <w:lvlJc w:val="left"/>
+      <w:pPr>
+        <w:tabs>
+          <w:tab w:val="num" w:pos="3600"/>
+        </w:tabs>
+        <w:ind w:left="3600" w:hanging="360"/>
+      </w:pPr>
+    </w:lvl>
+  </w:abstractNum>
+  <w:abstractNum w:abstractNumId="2">
+    <w:lvl w:ilvl="0">
+      <w:start w:val="1"/>
+      <w:numFmt w:val="bullet"/>
+      <w:lvlText w:val=""/>
+      <w:lvlJc w:val="left"/>
+      <w:pPr>
+        <w:tabs>
+          <w:tab w:val="num" w:pos="720"/>
+        </w:tabs>
+        <w:ind w:left="720" w:hanging="360"/>
+      </w:pPr>
+      <w:rPr>
+        <w:rFonts w:ascii="Symbol" w:hAnsi="Symbol" w:cs="Symbol" w:hint="default"/>
+      </w:rPr>
+    </w:lvl>
+    <w:lvl w:ilvl="1">
+      <w:start w:val="1"/>
+      <w:numFmt w:val="bullet"/>
+      <w:lvlText w:val="◦"/>
+      <w:lvlJc w:val="left"/>
+      <w:pPr>
+        <w:tabs>
+          <w:tab w:val="num" w:pos="1080"/>
+        </w:tabs>
+        <w:ind w:left="1080" w:hanging="360"/>
+      </w:pPr>
+      <w:rPr>
+        <w:rFonts w:ascii="OpenSymbol" w:hAnsi="OpenSymbol" w:cs="OpenSymbol" w:hint="default"/>
+      </w:rPr>
+    </w:lvl>
+    <w:lvl w:ilvl="2">
+      <w:start w:val="1"/>
+      <w:numFmt w:val="bullet"/>
+      <w:lvlText w:val="▪"/>
+      <w:lvlJc w:val="left"/>
+      <w:pPr>
+        <w:tabs>
+          <w:tab w:val="num" w:pos="1440"/>
+        </w:tabs>
+        <w:ind w:left="1440" w:hanging="360"/>
+      </w:pPr>
+      <w:rPr>
+        <w:rFonts w:ascii="OpenSymbol" w:hAnsi="OpenSymbol" w:cs="OpenSymbol" w:hint="default"/>
+      </w:rPr>
+    </w:lvl>
+    <w:lvl w:ilvl="3">
+      <w:start w:val="1"/>
+      <w:numFmt w:val="bullet"/>
+      <w:lvlText w:val=""/>
+      <w:lvlJc w:val="left"/>
+      <w:pPr>
+        <w:tabs>
+          <w:tab w:val="num" w:pos="1800"/>
+        </w:tabs>
+        <w:ind w:left="1800" w:hanging="360"/>
+      </w:pPr>
+      <w:rPr>
+        <w:rFonts w:ascii="Symbol" w:hAnsi="Symbol" w:cs="Symbol" w:hint="default"/>
+      </w:rPr>
+    </w:lvl>
+    <w:lvl w:ilvl="4">
+      <w:start w:val="1"/>
+      <w:numFmt w:val="bullet"/>
+      <w:lvlText w:val="◦"/>
+      <w:lvlJc w:val="left"/>
+      <w:pPr>
+        <w:tabs>
+          <w:tab w:val="num" w:pos="2160"/>
+        </w:tabs>
+        <w:ind w:left="2160" w:hanging="360"/>
+      </w:pPr>
+      <w:rPr>
+        <w:rFonts w:ascii="OpenSymbol" w:hAnsi="OpenSymbol" w:cs="OpenSymbol" w:hint="default"/>
+      </w:rPr>
+    </w:lvl>
+    <w:lvl w:ilvl="5">
+      <w:start w:val="1"/>
+      <w:numFmt w:val="bullet"/>
+      <w:lvlText w:val="▪"/>
+      <w:lvlJc w:val="left"/>
+      <w:pPr>
+        <w:tabs>
+          <w:tab w:val="num" w:pos="2520"/>
+        </w:tabs>
+        <w:ind w:left="2520" w:hanging="360"/>
+      </w:pPr>
+      <w:rPr>
+        <w:rFonts w:ascii="OpenSymbol" w:hAnsi="OpenSymbol" w:cs="OpenSymbol" w:hint="default"/>
+      </w:rPr>
+    </w:lvl>
+    <w:lvl w:ilvl="6">
+      <w:start w:val="1"/>
+      <w:numFmt w:val="bullet"/>
+      <w:lvlText w:val=""/>
+      <w:lvlJc w:val="left"/>
+      <w:pPr>
+        <w:tabs>
+          <w:tab w:val="num" w:pos="2880"/>
+        </w:tabs>
+        <w:ind w:left="2880" w:hanging="360"/>
+      </w:pPr>
+      <w:rPr>
+        <w:rFonts w:ascii="Symbol" w:hAnsi="Symbol" w:cs="Symbol" w:hint="default"/>
+      </w:rPr>
+    </w:lvl>
+    <w:lvl w:ilvl="7">
+      <w:start w:val="1"/>
+      <w:numFmt w:val="bullet"/>
+      <w:lvlText w:val="◦"/>
+      <w:lvlJc w:val="left"/>
+      <w:pPr>
+        <w:tabs>
+          <w:tab w:val="num" w:pos="3240"/>
+        </w:tabs>
+        <w:ind w:left="3240" w:hanging="360"/>
+      </w:pPr>
+      <w:rPr>
+        <w:rFonts w:ascii="OpenSymbol" w:hAnsi="OpenSymbol" w:cs="OpenSymbol" w:hint="default"/>
+      </w:rPr>
+    </w:lvl>
+    <w:lvl w:ilvl="8">
+      <w:start w:val="1"/>
+      <w:numFmt w:val="bullet"/>
+      <w:lvlText w:val="▪"/>
+      <w:lvlJc w:val="left"/>
+      <w:pPr>
+        <w:tabs>
+          <w:tab w:val="num" w:pos="3600"/>
+        </w:tabs>
+        <w:ind w:left="3600" w:hanging="360"/>
+      </w:pPr>
+      <w:rPr>
+        <w:rFonts w:ascii="OpenSymbol" w:hAnsi="OpenSymbol" w:cs="OpenSymbol" w:hint="default"/>
+      </w:rPr>
+    </w:lvl>
+  </w:abstractNum>
+  <w:abstractNum w:abstractNumId="3">
+    <w:lvl w:ilvl="0">
+      <w:start w:val="1"/>
+      <w:numFmt w:val="bullet"/>
+      <w:lvlText w:val=""/>
+      <w:lvlJc w:val="left"/>
+      <w:pPr>
+        <w:tabs>
+          <w:tab w:val="num" w:pos="720"/>
+        </w:tabs>
+        <w:ind w:left="720" w:hanging="360"/>
+      </w:pPr>
+      <w:rPr>
+        <w:rFonts w:ascii="Symbol" w:hAnsi="Symbol" w:cs="Symbol" w:hint="default"/>
+      </w:rPr>
+    </w:lvl>
+    <w:lvl w:ilvl="1">
+      <w:start w:val="1"/>
+      <w:numFmt w:val="bullet"/>
+      <w:lvlText w:val="◦"/>
+      <w:lvlJc w:val="left"/>
+      <w:pPr>
+        <w:tabs>
+          <w:tab w:val="num" w:pos="1080"/>
+        </w:tabs>
+        <w:ind w:left="1080" w:hanging="360"/>
+      </w:pPr>
+      <w:rPr>
+        <w:rFonts w:ascii="OpenSymbol" w:hAnsi="OpenSymbol" w:cs="OpenSymbol" w:hint="default"/>
+      </w:rPr>
+    </w:lvl>
+    <w:lvl w:ilvl="2">
+      <w:start w:val="1"/>
+      <w:numFmt w:val="bullet"/>
+      <w:lvlText w:val="▪"/>
+      <w:lvlJc w:val="left"/>
+      <w:pPr>
+        <w:tabs>
+          <w:tab w:val="num" w:pos="1440"/>
+        </w:tabs>
+        <w:ind w:left="1440" w:hanging="360"/>
+      </w:pPr>
+      <w:rPr>
+        <w:rFonts w:ascii="OpenSymbol" w:hAnsi="OpenSymbol" w:cs="OpenSymbol" w:hint="default"/>
+      </w:rPr>
+    </w:lvl>
+    <w:lvl w:ilvl="3">
+      <w:start w:val="1"/>
+      <w:numFmt w:val="bullet"/>
+      <w:lvlText w:val=""/>
+      <w:lvlJc w:val="left"/>
+      <w:pPr>
+        <w:tabs>
+          <w:tab w:val="num" w:pos="1800"/>
+        </w:tabs>
+        <w:ind w:left="1800" w:hanging="360"/>
+      </w:pPr>
+      <w:rPr>
+        <w:rFonts w:ascii="Symbol" w:hAnsi="Symbol" w:cs="Symbol" w:hint="default"/>
+      </w:rPr>
+    </w:lvl>
+    <w:lvl w:ilvl="4">
+      <w:start w:val="1"/>
+      <w:numFmt w:val="bullet"/>
+      <w:lvlText w:val="◦"/>
+      <w:lvlJc w:val="left"/>
+      <w:pPr>
+        <w:tabs>
+          <w:tab w:val="num" w:pos="2160"/>
+        </w:tabs>
+        <w:ind w:left="2160" w:hanging="360"/>
+      </w:pPr>
+      <w:rPr>
+        <w:rFonts w:ascii="OpenSymbol" w:hAnsi="OpenSymbol" w:cs="OpenSymbol" w:hint="default"/>
+      </w:rPr>
+    </w:lvl>
+    <w:lvl w:ilvl="5">
+      <w:start w:val="1"/>
+      <w:numFmt w:val="bullet"/>
+      <w:lvlText w:val="▪"/>
+      <w:lvlJc w:val="left"/>
+      <w:pPr>
+        <w:tabs>
+          <w:tab w:val="num" w:pos="2520"/>
+        </w:tabs>
+        <w:ind w:left="2520" w:hanging="360"/>
+      </w:pPr>
+      <w:rPr>
+        <w:rFonts w:ascii="OpenSymbol" w:hAnsi="OpenSymbol" w:cs="OpenSymbol" w:hint="default"/>
+      </w:rPr>
+    </w:lvl>
+    <w:lvl w:ilvl="6">
+      <w:start w:val="1"/>
+      <w:numFmt w:val="bullet"/>
+      <w:lvlText w:val=""/>
+      <w:lvlJc w:val="left"/>
+      <w:pPr>
+        <w:tabs>
+          <w:tab w:val="num" w:pos="2880"/>
+        </w:tabs>
+        <w:ind w:left="2880" w:hanging="360"/>
+      </w:pPr>
+      <w:rPr>
+        <w:rFonts w:ascii="Symbol" w:hAnsi="Symbol" w:cs="Symbol" w:hint="default"/>
+      </w:rPr>
+    </w:lvl>
+    <w:lvl w:ilvl="7">
+      <w:start w:val="1"/>
+      <w:numFmt w:val="bullet"/>
+      <w:lvlText w:val="◦"/>
+      <w:lvlJc w:val="left"/>
+      <w:pPr>
+        <w:tabs>
+          <w:tab w:val="num" w:pos="3240"/>
+        </w:tabs>
+        <w:ind w:left="3240" w:hanging="360"/>
+      </w:pPr>
+      <w:rPr>
+        <w:rFonts w:ascii="OpenSymbol" w:hAnsi="OpenSymbol" w:cs="OpenSymbol" w:hint="default"/>
+      </w:rPr>
+    </w:lvl>
+    <w:lvl w:ilvl="8">
+      <w:start w:val="1"/>
+      <w:numFmt w:val="bullet"/>
+      <w:lvlText w:val="▪"/>
+      <w:lvlJc w:val="left"/>
+      <w:pPr>
+        <w:tabs>
+          <w:tab w:val="num" w:pos="3600"/>
+        </w:tabs>
+        <w:ind w:left="3600" w:hanging="360"/>
+      </w:pPr>
+      <w:rPr>
+        <w:rFonts w:ascii="OpenSymbol" w:hAnsi="OpenSymbol" w:cs="OpenSymbol" w:hint="default"/>
+      </w:rPr>
+    </w:lvl>
+  </w:abstractNum>
+  <w:abstractNum w:abstractNumId="4">
+    <w:lvl w:ilvl="0">
+      <w:start w:val="1"/>
+      <w:numFmt w:val="none"/>
+      <w:suff w:val="nothing"/>
+      <w:lvlText w:val=""/>
+      <w:lvlJc w:val="left"/>
+      <w:pPr>
+        <w:tabs>
+          <w:tab w:val="num" w:pos="0"/>
+        </w:tabs>
+        <w:ind w:left="0" w:hanging="0"/>
+      </w:pPr>
+    </w:lvl>
+    <w:lvl w:ilvl="1">
+      <w:start w:val="1"/>
+      <w:numFmt w:val="none"/>
+      <w:suff w:val="nothing"/>
+      <w:lvlText w:val=""/>
+      <w:lvlJc w:val="left"/>
+      <w:pPr>
+        <w:tabs>
+          <w:tab w:val="num" w:pos="0"/>
+        </w:tabs>
+        <w:ind w:left="0" w:hanging="0"/>
+      </w:pPr>
+    </w:lvl>
+    <w:lvl w:ilvl="2">
+      <w:start w:val="1"/>
+      <w:numFmt w:val="none"/>
+      <w:suff w:val="nothing"/>
+      <w:lvlText w:val=""/>
+      <w:lvlJc w:val="left"/>
+      <w:pPr>
+        <w:tabs>
+          <w:tab w:val="num" w:pos="0"/>
+        </w:tabs>
+        <w:ind w:left="0" w:hanging="0"/>
+      </w:pPr>
+    </w:lvl>
+    <w:lvl w:ilvl="3">
+      <w:start w:val="1"/>
+      <w:numFmt w:val="none"/>
+      <w:suff w:val="nothing"/>
+      <w:lvlText w:val=""/>
+      <w:lvlJc w:val="left"/>
+      <w:pPr>
+        <w:tabs>
+          <w:tab w:val="num" w:pos="0"/>
+        </w:tabs>
+        <w:ind w:left="0" w:hanging="0"/>
+      </w:pPr>
+    </w:lvl>
+    <w:lvl w:ilvl="4">
+      <w:start w:val="1"/>
+      <w:numFmt w:val="none"/>
+      <w:suff w:val="nothing"/>
+      <w:lvlText w:val=""/>
+      <w:lvlJc w:val="left"/>
+      <w:pPr>
+        <w:tabs>
+          <w:tab w:val="num" w:pos="0"/>
+        </w:tabs>
+        <w:ind w:left="0" w:hanging="0"/>
+      </w:pPr>
+    </w:lvl>
+    <w:lvl w:ilvl="5">
+      <w:start w:val="1"/>
+      <w:numFmt w:val="none"/>
+      <w:suff w:val="nothing"/>
+      <w:lvlText w:val=""/>
+      <w:lvlJc w:val="left"/>
+      <w:pPr>
+        <w:tabs>
+          <w:tab w:val="num" w:pos="0"/>
+        </w:tabs>
+        <w:ind w:left="0" w:hanging="0"/>
+      </w:pPr>
+    </w:lvl>
+    <w:lvl w:ilvl="6">
+      <w:start w:val="1"/>
+      <w:numFmt w:val="none"/>
+      <w:suff w:val="nothing"/>
+      <w:lvlText w:val=""/>
+      <w:lvlJc w:val="left"/>
+      <w:pPr>
+        <w:tabs>
+          <w:tab w:val="num" w:pos="0"/>
+        </w:tabs>
+        <w:ind w:left="0" w:hanging="0"/>
+      </w:pPr>
+    </w:lvl>
+    <w:lvl w:ilvl="7">
+      <w:start w:val="1"/>
+      <w:numFmt w:val="none"/>
+      <w:suff w:val="nothing"/>
+      <w:lvlText w:val=""/>
+      <w:lvlJc w:val="left"/>
+      <w:pPr>
+        <w:tabs>
+          <w:tab w:val="num" w:pos="0"/>
+        </w:tabs>
+        <w:ind w:left="0" w:hanging="0"/>
+      </w:pPr>
+    </w:lvl>
+    <w:lvl w:ilvl="8">
+      <w:start w:val="1"/>
+      <w:numFmt w:val="none"/>
+      <w:suff w:val="nothing"/>
+      <w:lvlText w:val=""/>
+      <w:lvlJc w:val="left"/>
+      <w:pPr>
+        <w:tabs>
+          <w:tab w:val="num" w:pos="0"/>
+        </w:tabs>
+        <w:ind w:left="0" w:hanging="0"/>
+      </w:pPr>
     </w:lvl>
   </w:abstractNum>
   <w:num w:numId="1">
-    <w:abstractNumId w:val="0"/>
+    <w:abstractNumId w:val="1"/>
+  </w:num>
+  <w:num w:numId="2">
+    <w:abstractNumId w:val="2"/>
+  </w:num>
+  <w:num w:numId="3">
+    <w:abstractNumId w:val="3"/>
+  </w:num>
+  <w:num w:numId="4">
+    <w:abstractNumId w:val="4"/>
   </w:num>
 </w:numbering>
 </file>
 
 <file path=word/styles.xml><?xml version="1.0" encoding="utf-8"?>
-<w:styles xmlns:mc="http://schemas.openxmlformats.org/markup-compatibility/2006" xmlns:o="urn:schemas-microsoft-com:office:office" xmlns:r="http://schemas.openxmlformats.org/officeDocument/2006/relationships" xmlns:m="http://schemas.openxmlformats.org/officeDocument/2006/math" xmlns:v="urn:schemas-microsoft-com:vml" xmlns:w="http://schemas.openxmlformats.org/wordprocessingml/2006/main" xmlns:w14="http://schemas.microsoft.com/office/word/2010/wordml" xmlns:w10="urn:schemas-microsoft-com:office:word" xmlns:sl="http://schemas.openxmlformats.org/schemaLibrary/2006/main" xmlns:wpsCustomData="http://www.wps.cn/officeDocument/2013/wpsCustomData" mc:Ignorable="w14">
+<w:styles xmlns:w="http://schemas.openxmlformats.org/wordprocessingml/2006/main" xmlns:w14="http://schemas.microsoft.com/office/word/2010/wordml" xmlns:mc="http://schemas.openxmlformats.org/markup-compatibility/2006" mc:Ignorable="w14">
   <w:docDefaults>
     <w:rPrDefault>
       <w:rPr>
-        <w:rFonts w:asciiTheme="minorHAnsi" w:hAnsiTheme="minorHAnsi" w:eastAsiaTheme="minorEastAsia" w:cstheme="minorBidi"/>
+        <w:rFonts w:ascii="Calibri" w:hAnsi="Calibri" w:eastAsia="宋体" w:cs="" w:asciiTheme="minorHAnsi" w:cstheme="minorBidi" w:eastAsiaTheme="minorEastAsia" w:hAnsiTheme="minorHAnsi"/>
+        <w:lang w:val="pt-BR" w:eastAsia="zh-CN" w:bidi="hi-IN"/>
       </w:rPr>
     </w:rPrDefault>
-    <w:pPrDefault/>
+    <w:pPrDefault>
+      <w:pPr>
+        <w:suppressAutoHyphens w:val="true"/>
+      </w:pPr>
+    </w:pPrDefault>
   </w:docDefaults>
-  <w:latentStyles w:count="260" w:defQFormat="0" w:defUnhideWhenUsed="1" w:defSemiHidden="1" w:defUIPriority="99" w:defLockedState="0">
-    <w:lsdException w:qFormat="1" w:unhideWhenUsed="0" w:uiPriority="0" w:semiHidden="0" w:name="Normal"/>
-    <w:lsdException w:qFormat="1" w:unhideWhenUsed="0" w:uiPriority="0" w:semiHidden="0" w:name="heading 1"/>
-    <w:lsdException w:qFormat="1" w:uiPriority="0" w:name="heading 2"/>
-    <w:lsdException w:qFormat="1" w:uiPriority="0" w:name="heading 3"/>
-    <w:lsdException w:qFormat="1" w:uiPriority="0" w:name="heading 4"/>
-    <w:lsdException w:qFormat="1" w:uiPriority="0" w:name="heading 5"/>
-    <w:lsdException w:qFormat="1" w:uiPriority="0" w:name="heading 6"/>
-    <w:lsdException w:qFormat="1" w:uiPriority="0" w:name="heading 7"/>
-    <w:lsdException w:qFormat="1" w:uiPriority="0" w:name="heading 8"/>
-    <w:lsdException w:qFormat="1" w:uiPriority="0" w:name="heading 9"/>
-    <w:lsdException w:unhideWhenUsed="0" w:uiPriority="0" w:semiHidden="0" w:name="index 1"/>
-    <w:lsdException w:unhideWhenUsed="0" w:uiPriority="0" w:semiHidden="0" w:name="index 2"/>
-    <w:lsdException w:unhideWhenUsed="0" w:uiPriority="0" w:semiHidden="0" w:name="index 3"/>
-    <w:lsdException w:unhideWhenUsed="0" w:uiPriority="0" w:semiHidden="0" w:name="index 4"/>
-    <w:lsdException w:unhideWhenUsed="0" w:uiPriority="0" w:semiHidden="0" w:name="index 5"/>
-    <w:lsdException w:unhideWhenUsed="0" w:uiPriority="0" w:semiHidden="0" w:name="index 6"/>
-    <w:lsdException w:unhideWhenUsed="0" w:uiPriority="0" w:semiHidden="0" w:name="index 7"/>
-    <w:lsdException w:unhideWhenUsed="0" w:uiPriority="0" w:semiHidden="0" w:name="index 8"/>
-    <w:lsdException w:unhideWhenUsed="0" w:uiPriority="0" w:semiHidden="0" w:name="index 9"/>
-    <w:lsdException w:unhideWhenUsed="0" w:uiPriority="0" w:semiHidden="0" w:name="toc 1"/>
-    <w:lsdException w:unhideWhenUsed="0" w:uiPriority="0" w:semiHidden="0" w:name="toc 2"/>
-    <w:lsdException w:unhideWhenUsed="0" w:uiPriority="0" w:semiHidden="0" w:name="toc 3"/>
-    <w:lsdException w:unhideWhenUsed="0" w:uiPriority="0" w:semiHidden="0" w:name="toc 4"/>
-    <w:lsdException w:unhideWhenUsed="0" w:uiPriority="0" w:semiHidden="0" w:name="toc 5"/>
-    <w:lsdException w:unhideWhenUsed="0" w:uiPriority="0" w:semiHidden="0" w:name="toc 6"/>
-    <w:lsdException w:unhideWhenUsed="0" w:uiPriority="0" w:semiHidden="0" w:name="toc 7"/>
-    <w:lsdException w:unhideWhenUsed="0" w:uiPriority="0" w:semiHidden="0" w:name="toc 8"/>
-    <w:lsdException w:unhideWhenUsed="0" w:uiPriority="0" w:semiHidden="0" w:name="toc 9"/>
-    <w:lsdException w:unhideWhenUsed="0" w:uiPriority="0" w:semiHidden="0" w:name="Normal Indent"/>
-    <w:lsdException w:unhideWhenUsed="0" w:uiPriority="0" w:semiHidden="0" w:name="footnote text"/>
-    <w:lsdException w:unhideWhenUsed="0" w:uiPriority="0" w:semiHidden="0" w:name="annotation text"/>
-    <w:lsdException w:unhideWhenUsed="0" w:uiPriority="0" w:semiHidden="0" w:name="header"/>
-    <w:lsdException w:unhideWhenUsed="0" w:uiPriority="0" w:semiHidden="0" w:name="footer"/>
-    <w:lsdException w:unhideWhenUsed="0" w:uiPriority="0" w:semiHidden="0" w:name="index heading"/>
-    <w:lsdException w:qFormat="1" w:uiPriority="0" w:name="caption"/>
-    <w:lsdException w:unhideWhenUsed="0" w:uiPriority="0" w:semiHidden="0" w:name="table of figures"/>
-    <w:lsdException w:unhideWhenUsed="0" w:uiPriority="0" w:semiHidden="0" w:name="envelope address"/>
-    <w:lsdException w:unhideWhenUsed="0" w:uiPriority="0" w:semiHidden="0" w:name="envelope return"/>
-    <w:lsdException w:unhideWhenUsed="0" w:uiPriority="0" w:semiHidden="0" w:name="footnote reference"/>
-    <w:lsdException w:unhideWhenUsed="0" w:uiPriority="0" w:semiHidden="0" w:name="annotation reference"/>
-    <w:lsdException w:unhideWhenUsed="0" w:uiPriority="0" w:semiHidden="0" w:name="line number"/>
-    <w:lsdException w:unhideWhenUsed="0" w:uiPriority="0" w:semiHidden="0" w:name="page number"/>
-    <w:lsdException w:unhideWhenUsed="0" w:uiPriority="0" w:semiHidden="0" w:name="endnote reference"/>
-    <w:lsdException w:unhideWhenUsed="0" w:uiPriority="0" w:semiHidden="0" w:name="endnote text"/>
-    <w:lsdException w:unhideWhenUsed="0" w:uiPriority="0" w:semiHidden="0" w:name="table of authorities"/>
-    <w:lsdException w:unhideWhenUsed="0" w:uiPriority="0" w:semiHidden="0" w:name="macro"/>
-    <w:lsdException w:unhideWhenUsed="0" w:uiPriority="0" w:semiHidden="0" w:name="toa heading"/>
-    <w:lsdException w:unhideWhenUsed="0" w:uiPriority="0" w:semiHidden="0" w:name="List"/>
-    <w:lsdException w:unhideWhenUsed="0" w:uiPriority="0" w:semiHidden="0" w:name="List Bullet"/>
-    <w:lsdException w:unhideWhenUsed="0" w:uiPriority="0" w:semiHidden="0" w:name="List Number"/>
-    <w:lsdException w:unhideWhenUsed="0" w:uiPriority="0" w:semiHidden="0" w:name="List 2"/>
-    <w:lsdException w:unhideWhenUsed="0" w:uiPriority="0" w:semiHidden="0" w:name="List 3"/>
-    <w:lsdException w:unhideWhenUsed="0" w:uiPriority="0" w:semiHidden="0" w:name="List 4"/>
-    <w:lsdException w:unhideWhenUsed="0" w:uiPriority="0" w:semiHidden="0" w:name="List 5"/>
-    <w:lsdException w:unhideWhenUsed="0" w:uiPriority="0" w:semiHidden="0" w:name="List Bullet 2"/>
-    <w:lsdException w:unhideWhenUsed="0" w:uiPriority="0" w:semiHidden="0" w:name="List Bullet 3"/>
-    <w:lsdException w:unhideWhenUsed="0" w:uiPriority="0" w:semiHidden="0" w:name="List Bullet 4"/>
-    <w:lsdException w:unhideWhenUsed="0" w:uiPriority="0" w:semiHidden="0" w:name="List Bullet 5"/>
-    <w:lsdException w:unhideWhenUsed="0" w:uiPriority="0" w:semiHidden="0" w:name="List Number 2"/>
-    <w:lsdException w:unhideWhenUsed="0" w:uiPriority="0" w:semiHidden="0" w:name="List Number 3"/>
-    <w:lsdException w:unhideWhenUsed="0" w:uiPriority="0" w:semiHidden="0" w:name="List Number 4"/>
-    <w:lsdException w:unhideWhenUsed="0" w:uiPriority="0" w:semiHidden="0" w:name="List Number 5"/>
-    <w:lsdException w:qFormat="1" w:unhideWhenUsed="0" w:uiPriority="0" w:semiHidden="0" w:name="Title"/>
-    <w:lsdException w:unhideWhenUsed="0" w:uiPriority="0" w:semiHidden="0" w:name="Closing"/>
-    <w:lsdException w:unhideWhenUsed="0" w:uiPriority="0" w:semiHidden="0" w:name="Signature"/>
-    <w:lsdException w:qFormat="1" w:unhideWhenUsed="0" w:uiPriority="0" w:name="Default Paragraph Font"/>
-    <w:lsdException w:unhideWhenUsed="0" w:uiPriority="0" w:semiHidden="0" w:name="Body Text"/>
-    <w:lsdException w:unhideWhenUsed="0" w:uiPriority="0" w:semiHidden="0" w:name="Body Text Indent"/>
-    <w:lsdException w:unhideWhenUsed="0" w:uiPriority="0" w:semiHidden="0" w:name="List Continue"/>
-    <w:lsdException w:unhideWhenUsed="0" w:uiPriority="0" w:semiHidden="0" w:name="List Continue 2"/>
-    <w:lsdException w:unhideWhenUsed="0" w:uiPriority="0" w:semiHidden="0" w:name="List Continue 3"/>
-    <w:lsdException w:unhideWhenUsed="0" w:uiPriority="0" w:semiHidden="0" w:name="List Continue 4"/>
-    <w:lsdException w:unhideWhenUsed="0" w:uiPriority="0" w:semiHidden="0" w:name="List Continue 5"/>
-    <w:lsdException w:unhideWhenUsed="0" w:uiPriority="0" w:semiHidden="0" w:name="Message Header"/>
-    <w:lsdException w:qFormat="1" w:unhideWhenUsed="0" w:uiPriority="0" w:semiHidden="0" w:name="Subtitle"/>
-    <w:lsdException w:unhideWhenUsed="0" w:uiPriority="0" w:semiHidden="0" w:name="Salutation"/>
-    <w:lsdException w:unhideWhenUsed="0" w:uiPriority="0" w:semiHidden="0" w:name="Date"/>
-    <w:lsdException w:unhideWhenUsed="0" w:uiPriority="0" w:semiHidden="0" w:name="Body Text First Indent"/>
-    <w:lsdException w:unhideWhenUsed="0" w:uiPriority="0" w:semiHidden="0" w:name="Body Text First Indent 2"/>
-    <w:lsdException w:unhideWhenUsed="0" w:uiPriority="0" w:semiHidden="0" w:name="Note Heading"/>
-    <w:lsdException w:unhideWhenUsed="0" w:uiPriority="0" w:semiHidden="0" w:name="Body Text 2"/>
-    <w:lsdException w:unhideWhenUsed="0" w:uiPriority="0" w:semiHidden="0" w:name="Body Text 3"/>
-    <w:lsdException w:unhideWhenUsed="0" w:uiPriority="0" w:semiHidden="0" w:name="Body Text Indent 2"/>
-    <w:lsdException w:unhideWhenUsed="0" w:uiPriority="0" w:semiHidden="0" w:name="Body Text Indent 3"/>
-    <w:lsdException w:unhideWhenUsed="0" w:uiPriority="0" w:semiHidden="0" w:name="Block Text"/>
-    <w:lsdException w:unhideWhenUsed="0" w:uiPriority="0" w:semiHidden="0" w:name="Hyperlink"/>
-    <w:lsdException w:unhideWhenUsed="0" w:uiPriority="0" w:semiHidden="0" w:name="FollowedHyperlink"/>
-    <w:lsdException w:qFormat="1" w:unhideWhenUsed="0" w:uiPriority="0" w:semiHidden="0" w:name="Strong"/>
-    <w:lsdException w:qFormat="1" w:unhideWhenUsed="0" w:uiPriority="0" w:semiHidden="0" w:name="Emphasis"/>
-    <w:lsdException w:unhideWhenUsed="0" w:uiPriority="0" w:semiHidden="0" w:name="Document Map"/>
-    <w:lsdException w:unhideWhenUsed="0" w:uiPriority="0" w:semiHidden="0" w:name="Plain Text"/>
-    <w:lsdException w:unhideWhenUsed="0" w:uiPriority="0" w:semiHidden="0" w:name="E-mail Signature"/>
-    <w:lsdException w:unhideWhenUsed="0" w:uiPriority="0" w:semiHidden="0" w:name="Normal (Web)"/>
-    <w:lsdException w:unhideWhenUsed="0" w:uiPriority="0" w:semiHidden="0" w:name="HTML Acronym"/>
-    <w:lsdException w:unhideWhenUsed="0" w:uiPriority="0" w:semiHidden="0" w:name="HTML Address"/>
-    <w:lsdException w:unhideWhenUsed="0" w:uiPriority="0" w:semiHidden="0" w:name="HTML Cite"/>
-    <w:lsdException w:unhideWhenUsed="0" w:uiPriority="0" w:semiHidden="0" w:name="HTML Code"/>
-    <w:lsdException w:unhideWhenUsed="0" w:uiPriority="0" w:semiHidden="0" w:name="HTML Definition"/>
-    <w:lsdException w:unhideWhenUsed="0" w:uiPriority="0" w:semiHidden="0" w:name="HTML Keyboard"/>
-    <w:lsdException w:unhideWhenUsed="0" w:uiPriority="0" w:semiHidden="0" w:name="HTML Preformatted"/>
-    <w:lsdException w:unhideWhenUsed="0" w:uiPriority="0" w:semiHidden="0" w:name="HTML Sample"/>
-    <w:lsdException w:unhideWhenUsed="0" w:uiPriority="0" w:semiHidden="0" w:name="HTML Typewriter"/>
-    <w:lsdException w:unhideWhenUsed="0" w:uiPriority="0" w:semiHidden="0" w:name="HTML Variable"/>
-    <w:lsdException w:qFormat="1" w:unhideWhenUsed="0" w:uiPriority="0" w:name="Normal Table"/>
-    <w:lsdException w:unhideWhenUsed="0" w:uiPriority="0" w:semiHidden="0" w:name="annotation subject"/>
-    <w:lsdException w:unhideWhenUsed="0" w:uiPriority="0" w:semiHidden="0" w:name="Table Simple 1"/>
-    <w:lsdException w:unhideWhenUsed="0" w:uiPriority="0" w:semiHidden="0" w:name="Table Simple 2"/>
-    <w:lsdException w:unhideWhenUsed="0" w:uiPriority="0" w:semiHidden="0" w:name="Table Simple 3"/>
-    <w:lsdException w:unhideWhenUsed="0" w:uiPriority="0" w:semiHidden="0" w:name="Table Classic 1"/>
-    <w:lsdException w:unhideWhenUsed="0" w:uiPriority="0" w:semiHidden="0" w:name="Table Classic 2"/>
-    <w:lsdException w:unhideWhenUsed="0" w:uiPriority="0" w:semiHidden="0" w:name="Table Classic 3"/>
-    <w:lsdException w:unhideWhenUsed="0" w:uiPriority="0" w:semiHidden="0" w:name="Table Classic 4"/>
-    <w:lsdException w:unhideWhenUsed="0" w:uiPriority="0" w:semiHidden="0" w:name="Table Colorful 1"/>
-    <w:lsdException w:unhideWhenUsed="0" w:uiPriority="0" w:semiHidden="0" w:name="Table Colorful 2"/>
-    <w:lsdException w:unhideWhenUsed="0" w:uiPriority="0" w:semiHidden="0" w:name="Table Colorful 3"/>
-    <w:lsdException w:unhideWhenUsed="0" w:uiPriority="0" w:semiHidden="0" w:name="Table Columns 1"/>
-    <w:lsdException w:unhideWhenUsed="0" w:uiPriority="0" w:semiHidden="0" w:name="Table Columns 2"/>
-    <w:lsdException w:unhideWhenUsed="0" w:uiPriority="0" w:semiHidden="0" w:name="Table Columns 3"/>
-    <w:lsdException w:unhideWhenUsed="0" w:uiPriority="0" w:semiHidden="0" w:name="Table Columns 4"/>
-    <w:lsdException w:unhideWhenUsed="0" w:uiPriority="0" w:semiHidden="0" w:name="Table Columns 5"/>
-    <w:lsdException w:unhideWhenUsed="0" w:uiPriority="0" w:semiHidden="0" w:name="Table Grid 1"/>
-    <w:lsdException w:unhideWhenUsed="0" w:uiPriority="0" w:semiHidden="0" w:name="Table Grid 2"/>
-    <w:lsdException w:unhideWhenUsed="0" w:uiPriority="0" w:semiHidden="0" w:name="Table Grid 3"/>
-    <w:lsdException w:unhideWhenUsed="0" w:uiPriority="0" w:semiHidden="0" w:name="Table Grid 4"/>
-    <w:lsdException w:unhideWhenUsed="0" w:uiPriority="0" w:semiHidden="0" w:name="Table Grid 5"/>
-    <w:lsdException w:unhideWhenUsed="0" w:uiPriority="0" w:semiHidden="0" w:name="Table Grid 6"/>
-    <w:lsdException w:unhideWhenUsed="0" w:uiPriority="0" w:semiHidden="0" w:name="Table Grid 7"/>
-    <w:lsdException w:unhideWhenUsed="0" w:uiPriority="0" w:semiHidden="0" w:name="Table Grid 8"/>
-    <w:lsdException w:unhideWhenUsed="0" w:uiPriority="0" w:semiHidden="0" w:name="Table List 1"/>
-    <w:lsdException w:unhideWhenUsed="0" w:uiPriority="0" w:semiHidden="0" w:name="Table List 2"/>
-    <w:lsdException w:unhideWhenUsed="0" w:uiPriority="0" w:semiHidden="0" w:name="Table List 3"/>
-    <w:lsdException w:unhideWhenUsed="0" w:uiPriority="0" w:semiHidden="0" w:name="Table List 4"/>
-    <w:lsdException w:unhideWhenUsed="0" w:uiPriority="0" w:semiHidden="0" w:name="Table List 5"/>
-    <w:lsdException w:unhideWhenUsed="0" w:uiPriority="0" w:semiHidden="0" w:name="Table List 6"/>
-    <w:lsdException w:unhideWhenUsed="0" w:uiPriority="0" w:semiHidden="0" w:name="Table List 7"/>
-    <w:lsdException w:unhideWhenUsed="0" w:uiPriority="0" w:semiHidden="0" w:name="Table List 8"/>
-    <w:lsdException w:unhideWhenUsed="0" w:uiPriority="0" w:semiHidden="0" w:name="Table 3D effects 1"/>
-    <w:lsdException w:unhideWhenUsed="0" w:uiPriority="0" w:semiHidden="0" w:name="Table 3D effects 2"/>
-    <w:lsdException w:unhideWhenUsed="0" w:uiPriority="0" w:semiHidden="0" w:name="Table 3D effects 3"/>
-    <w:lsdException w:unhideWhenUsed="0" w:uiPriority="0" w:semiHidden="0" w:name="Table Contemporary"/>
-    <w:lsdException w:unhideWhenUsed="0" w:uiPriority="0" w:semiHidden="0" w:name="Table Elegant"/>
-    <w:lsdException w:unhideWhenUsed="0" w:uiPriority="0" w:semiHidden="0" w:name="Table Professional"/>
-    <w:lsdException w:unhideWhenUsed="0" w:uiPriority="0" w:semiHidden="0" w:name="Table Subtle 1"/>
-    <w:lsdException w:unhideWhenUsed="0" w:uiPriority="0" w:semiHidden="0" w:name="Table Subtle 2"/>
-    <w:lsdException w:unhideWhenUsed="0" w:uiPriority="0" w:semiHidden="0" w:name="Table Web 1"/>
-    <w:lsdException w:unhideWhenUsed="0" w:uiPriority="0" w:semiHidden="0" w:name="Table Web 2"/>
-    <w:lsdException w:unhideWhenUsed="0" w:uiPriority="0" w:semiHidden="0" w:name="Table Web 3"/>
-    <w:lsdException w:unhideWhenUsed="0" w:uiPriority="0" w:semiHidden="0" w:name="Balloon Text"/>
-    <w:lsdException w:unhideWhenUsed="0" w:uiPriority="0" w:semiHidden="0" w:name="Table Grid"/>
-    <w:lsdException w:unhideWhenUsed="0" w:uiPriority="0" w:semiHidden="0" w:name="Table Theme"/>
+  <w:latentStyles w:defLockedState="0" w:defUIPriority="99" w:defSemiHidden="1" w:defUnhideWhenUsed="1" w:defQFormat="0" w:count="260">
+    <w:lsdException w:name="Normal" w:uiPriority="0" w:semiHidden="0" w:unhideWhenUsed="0" w:qFormat="1"/>
+    <w:lsdException w:name="heading 1" w:uiPriority="0" w:semiHidden="0" w:unhideWhenUsed="0" w:qFormat="1"/>
+    <w:lsdException w:name="heading 2" w:uiPriority="0" w:qFormat="1"/>
+    <w:lsdException w:name="heading 3" w:uiPriority="0" w:qFormat="1"/>
+    <w:lsdException w:name="heading 4" w:uiPriority="0" w:qFormat="1"/>
+    <w:lsdException w:name="heading 5" w:uiPriority="0" w:qFormat="1"/>
+    <w:lsdException w:name="heading 6" w:uiPriority="0" w:qFormat="1"/>
+    <w:lsdException w:name="heading 7" w:uiPriority="0" w:qFormat="1"/>
+    <w:lsdException w:name="heading 8" w:uiPriority="0" w:qFormat="1"/>
+    <w:lsdException w:name="heading 9" w:uiPriority="0" w:qFormat="1"/>
+    <w:lsdException w:name="index 1" w:uiPriority="0" w:semiHidden="0" w:unhideWhenUsed="0"/>
+    <w:lsdException w:name="index 2" w:uiPriority="0" w:semiHidden="0" w:unhideWhenUsed="0"/>
+    <w:lsdException w:name="index 3" w:uiPriority="0" w:semiHidden="0" w:unhideWhenUsed="0"/>
+    <w:lsdException w:name="index 4" w:uiPriority="0" w:semiHidden="0" w:unhideWhenUsed="0"/>
+    <w:lsdException w:name="index 5" w:uiPriority="0" w:semiHidden="0" w:unhideWhenUsed="0"/>
+    <w:lsdException w:name="index 6" w:uiPriority="0" w:semiHidden="0" w:unhideWhenUsed="0"/>
+    <w:lsdException w:name="index 7" w:uiPriority="0" w:semiHidden="0" w:unhideWhenUsed="0"/>
+    <w:lsdException w:name="index 8" w:uiPriority="0" w:semiHidden="0" w:unhideWhenUsed="0"/>
+    <w:lsdException w:name="index 9" w:uiPriority="0" w:semiHidden="0" w:unhideWhenUsed="0"/>
+    <w:lsdException w:name="toc 1" w:uiPriority="0" w:semiHidden="0" w:unhideWhenUsed="0"/>
+    <w:lsdException w:name="toc 2" w:uiPriority="0" w:semiHidden="0" w:unhideWhenUsed="0"/>
+    <w:lsdException w:name="toc 3" w:uiPriority="0" w:semiHidden="0" w:unhideWhenUsed="0"/>
+    <w:lsdException w:name="toc 4" w:uiPriority="0" w:semiHidden="0" w:unhideWhenUsed="0"/>
+    <w:lsdException w:name="toc 5" w:uiPriority="0" w:semiHidden="0" w:unhideWhenUsed="0"/>
+    <w:lsdException w:name="toc 6" w:uiPriority="0" w:semiHidden="0" w:unhideWhenUsed="0"/>
+    <w:lsdException w:name="toc 7" w:uiPriority="0" w:semiHidden="0" w:unhideWhenUsed="0"/>
+    <w:lsdException w:name="toc 8" w:uiPriority="0" w:semiHidden="0" w:unhideWhenUsed="0"/>
+    <w:lsdException w:name="toc 9" w:uiPriority="0" w:semiHidden="0" w:unhideWhenUsed="0"/>
+    <w:lsdException w:name="Normal Indent" w:uiPriority="0" w:semiHidden="0" w:unhideWhenUsed="0"/>
+    <w:lsdException w:name="footnote text" w:uiPriority="0" w:semiHidden="0" w:unhideWhenUsed="0"/>
+    <w:lsdException w:name="annotation text" w:uiPriority="0" w:semiHidden="0" w:unhideWhenUsed="0"/>
+    <w:lsdException w:name="header" w:uiPriority="0" w:semiHidden="0" w:unhideWhenUsed="0"/>
+    <w:lsdException w:name="footer" w:uiPriority="0" w:semiHidden="0" w:unhideWhenUsed="0"/>
+    <w:lsdException w:name="index heading" w:uiPriority="0" w:semiHidden="0" w:unhideWhenUsed="0"/>
+    <w:lsdException w:name="caption" w:uiPriority="0" w:qFormat="1"/>
+    <w:lsdException w:name="table of figures" w:uiPriority="0" w:semiHidden="0" w:unhideWhenUsed="0"/>
+    <w:lsdException w:name="envelope address" w:uiPriority="0" w:semiHidden="0" w:unhideWhenUsed="0"/>
+    <w:lsdException w:name="envelope return" w:uiPriority="0" w:semiHidden="0" w:unhideWhenUsed="0"/>
+    <w:lsdException w:name="footnote reference" w:uiPriority="0" w:semiHidden="0" w:unhideWhenUsed="0"/>
+    <w:lsdException w:name="annotation reference" w:uiPriority="0" w:semiHidden="0" w:unhideWhenUsed="0"/>
+    <w:lsdException w:name="line number" w:uiPriority="0" w:semiHidden="0" w:unhideWhenUsed="0"/>
+    <w:lsdException w:name="page number" w:uiPriority="0" w:semiHidden="0" w:unhideWhenUsed="0"/>
+    <w:lsdException w:name="endnote reference" w:uiPriority="0" w:semiHidden="0" w:unhideWhenUsed="0"/>
+    <w:lsdException w:name="endnote text" w:uiPriority="0" w:semiHidden="0" w:unhideWhenUsed="0"/>
+    <w:lsdException w:name="table of authorities" w:uiPriority="0" w:semiHidden="0" w:unhideWhenUsed="0"/>
+    <w:lsdException w:name="macro" w:uiPriority="0" w:semiHidden="0" w:unhideWhenUsed="0"/>
+    <w:lsdException w:name="toa heading" w:uiPriority="0" w:semiHidden="0" w:unhideWhenUsed="0"/>
+    <w:lsdException w:name="List" w:uiPriority="0" w:semiHidden="0" w:unhideWhenUsed="0"/>
+    <w:lsdException w:name="List Bullet" w:uiPriority="0" w:semiHidden="0" w:unhideWhenUsed="0"/>
+    <w:lsdException w:name="List Number" w:uiPriority="0" w:semiHidden="0" w:unhideWhenUsed="0"/>
+    <w:lsdException w:name="List 2" w:uiPriority="0" w:semiHidden="0" w:unhideWhenUsed="0"/>
+    <w:lsdException w:name="List 3" w:uiPriority="0" w:semiHidden="0" w:unhideWhenUsed="0"/>
+    <w:lsdException w:name="List 4" w:uiPriority="0" w:semiHidden="0" w:unhideWhenUsed="0"/>
+    <w:lsdException w:name="List 5" w:uiPriority="0" w:semiHidden="0" w:unhideWhenUsed="0"/>
+    <w:lsdException w:name="List Bullet 2" w:uiPriority="0" w:semiHidden="0" w:unhideWhenUsed="0"/>
+    <w:lsdException w:name="List Bullet 3" w:uiPriority="0" w:semiHidden="0" w:unhideWhenUsed="0"/>
+    <w:lsdException w:name="List Bullet 4" w:uiPriority="0" w:semiHidden="0" w:unhideWhenUsed="0"/>
+    <w:lsdException w:name="List Bullet 5" w:uiPriority="0" w:semiHidden="0" w:unhideWhenUsed="0"/>
+    <w:lsdException w:name="List Number 2" w:uiPriority="0" w:semiHidden="0" w:unhideWhenUsed="0"/>
+    <w:lsdException w:name="List Number 3" w:uiPriority="0" w:semiHidden="0" w:unhideWhenUsed="0"/>
+    <w:lsdException w:name="List Number 4" w:uiPriority="0" w:semiHidden="0" w:unhideWhenUsed="0"/>
+    <w:lsdException w:name="List Number 5" w:uiPriority="0" w:semiHidden="0" w:unhideWhenUsed="0"/>
+    <w:lsdException w:name="Title" w:uiPriority="0" w:semiHidden="0" w:unhideWhenUsed="0" w:qFormat="1"/>
+    <w:lsdException w:name="Closing" w:uiPriority="0" w:semiHidden="0" w:unhideWhenUsed="0"/>
+    <w:lsdException w:name="Signature" w:uiPriority="0" w:semiHidden="0" w:unhideWhenUsed="0"/>
+    <w:lsdException w:name="Default Paragraph Font" w:uiPriority="0" w:unhideWhenUsed="0" w:qFormat="1"/>
+    <w:lsdException w:name="Body Text" w:uiPriority="0" w:semiHidden="0" w:unhideWhenUsed="0"/>
+    <w:lsdException w:name="Body Text Indent" w:uiPriority="0" w:semiHidden="0" w:unhideWhenUsed="0"/>
+    <w:lsdException w:name="List Continue" w:uiPriority="0" w:semiHidden="0" w:unhideWhenUsed="0"/>
+    <w:lsdException w:name="List Continue 2" w:uiPriority="0" w:semiHidden="0" w:unhideWhenUsed="0"/>
+    <w:lsdException w:name="List Continue 3" w:uiPriority="0" w:semiHidden="0" w:unhideWhenUsed="0"/>
+    <w:lsdException w:name="List Continue 4" w:uiPriority="0" w:semiHidden="0" w:unhideWhenUsed="0"/>
+    <w:lsdException w:name="List Continue 5" w:uiPriority="0" w:semiHidden="0" w:unhideWhenUsed="0"/>
+    <w:lsdException w:name="Message Header" w:uiPriority="0" w:semiHidden="0" w:unhideWhenUsed="0"/>
+    <w:lsdException w:name="Subtitle" w:uiPriority="0" w:semiHidden="0" w:unhideWhenUsed="0" w:qFormat="1"/>
+    <w:lsdException w:name="Salutation" w:uiPriority="0" w:semiHidden="0" w:unhideWhenUsed="0"/>
+    <w:lsdException w:name="Date" w:uiPriority="0" w:semiHidden="0" w:unhideWhenUsed="0"/>
+    <w:lsdException w:name="Body Text First Indent" w:uiPriority="0" w:semiHidden="0" w:unhideWhenUsed="0"/>
+    <w:lsdException w:name="Body Text First Indent 2" w:uiPriority="0" w:semiHidden="0" w:unhideWhenUsed="0"/>
+    <w:lsdException w:name="Note Heading" w:uiPriority="0" w:semiHidden="0" w:unhideWhenUsed="0"/>
+    <w:lsdException w:name="Body Text 2" w:uiPriority="0" w:semiHidden="0" w:unhideWhenUsed="0"/>
+    <w:lsdException w:name="Body Text 3" w:uiPriority="0" w:semiHidden="0" w:unhideWhenUsed="0"/>
+    <w:lsdException w:name="Body Text Indent 2" w:uiPriority="0" w:semiHidden="0" w:unhideWhenUsed="0"/>
+    <w:lsdException w:name="Body Text Indent 3" w:uiPriority="0" w:semiHidden="0" w:unhideWhenUsed="0"/>
+    <w:lsdException w:name="Block Text" w:uiPriority="0" w:semiHidden="0" w:unhideWhenUsed="0"/>
+    <w:lsdException w:name="Hyperlink" w:uiPriority="0" w:semiHidden="0" w:unhideWhenUsed="0"/>
+    <w:lsdException w:name="FollowedHyperlink" w:uiPriority="0" w:semiHidden="0" w:unhideWhenUsed="0"/>
+    <w:lsdException w:name="Strong" w:uiPriority="0" w:semiHidden="0" w:unhideWhenUsed="0" w:qFormat="1"/>
+    <w:lsdException w:name="Emphasis" w:uiPriority="0" w:semiHidden="0" w:unhideWhenUsed="0" w:qFormat="1"/>
+    <w:lsdException w:name="Document Map" w:uiPriority="0" w:semiHidden="0" w:unhideWhenUsed="0"/>
+    <w:lsdException w:name="Plain Text" w:uiPriority="0" w:semiHidden="0" w:unhideWhenUsed="0"/>
+    <w:lsdException w:name="E-mail Signature" w:uiPriority="0" w:semiHidden="0" w:unhideWhenUsed="0"/>
+    <w:lsdException w:name="Normal (Web)" w:uiPriority="0" w:semiHidden="0" w:unhideWhenUsed="0"/>
+    <w:lsdException w:name="HTML Acronym" w:uiPriority="0" w:semiHidden="0" w:unhideWhenUsed="0"/>
+    <w:lsdException w:name="HTML Address" w:uiPriority="0" w:semiHidden="0" w:unhideWhenUsed="0"/>
+    <w:lsdException w:name="HTML Cite" w:uiPriority="0" w:semiHidden="0" w:unhideWhenUsed="0"/>
+    <w:lsdException w:name="HTML Code" w:uiPriority="0" w:semiHidden="0" w:unhideWhenUsed="0"/>
+    <w:lsdException w:name="HTML Definition" w:uiPriority="0" w:semiHidden="0" w:unhideWhenUsed="0"/>
+    <w:lsdException w:name="HTML Keyboard" w:uiPriority="0" w:semiHidden="0" w:unhideWhenUsed="0"/>
+    <w:lsdException w:name="HTML Preformatted" w:uiPriority="0" w:semiHidden="0" w:unhideWhenUsed="0"/>
+    <w:lsdException w:name="HTML Sample" w:uiPriority="0" w:semiHidden="0" w:unhideWhenUsed="0"/>
+    <w:lsdException w:name="HTML Typewriter" w:uiPriority="0" w:semiHidden="0" w:unhideWhenUsed="0"/>
+    <w:lsdException w:name="HTML Variable" w:uiPriority="0" w:semiHidden="0" w:unhideWhenUsed="0"/>
+    <w:lsdException w:name="Normal Table" w:uiPriority="0" w:unhideWhenUsed="0" w:qFormat="1"/>
+    <w:lsdException w:name="annotation subject" w:uiPriority="0" w:semiHidden="0" w:unhideWhenUsed="0"/>
+    <w:lsdException w:name="Table Simple 1" w:uiPriority="0" w:semiHidden="0" w:unhideWhenUsed="0"/>
+    <w:lsdException w:name="Table Simple 2" w:uiPriority="0" w:semiHidden="0" w:unhideWhenUsed="0"/>
+    <w:lsdException w:name="Table Simple 3" w:uiPriority="0" w:semiHidden="0" w:unhideWhenUsed="0"/>
+    <w:lsdException w:name="Table Classic 1" w:uiPriority="0" w:semiHidden="0" w:unhideWhenUsed="0"/>
+    <w:lsdException w:name="Table Classic 2" w:uiPriority="0" w:semiHidden="0" w:unhideWhenUsed="0"/>
+    <w:lsdException w:name="Table Classic 3" w:uiPriority="0" w:semiHidden="0" w:unhideWhenUsed="0"/>
+    <w:lsdException w:name="Table Classic 4" w:uiPriority="0" w:semiHidden="0" w:unhideWhenUsed="0"/>
+    <w:lsdException w:name="Table Colorful 1" w:uiPriority="0" w:semiHidden="0" w:unhideWhenUsed="0"/>
+    <w:lsdException w:name="Table Colorful 2" w:uiPriority="0" w:semiHidden="0" w:unhideWhenUsed="0"/>
+    <w:lsdException w:name="Table Colorful 3" w:uiPriority="0" w:semiHidden="0" w:unhideWhenUsed="0"/>
+    <w:lsdException w:name="Table Columns 1" w:uiPriority="0" w:semiHidden="0" w:unhideWhenUsed="0"/>
+    <w:lsdException w:name="Table Columns 2" w:uiPriority="0" w:semiHidden="0" w:unhideWhenUsed="0"/>
+    <w:lsdException w:name="Table Columns 3" w:uiPriority="0" w:semiHidden="0" w:unhideWhenUsed="0"/>
+    <w:lsdException w:name="Table Columns 4" w:uiPriority="0" w:semiHidden="0" w:unhideWhenUsed="0"/>
+    <w:lsdException w:name="Table Columns 5" w:uiPriority="0" w:semiHidden="0" w:unhideWhenUsed="0"/>
+    <w:lsdException w:name="Table Grid 1" w:uiPriority="0" w:semiHidden="0" w:unhideWhenUsed="0"/>
+    <w:lsdException w:name="Table Grid 2" w:uiPriority="0" w:semiHidden="0" w:unhideWhenUsed="0"/>
+    <w:lsdException w:name="Table Grid 3" w:uiPriority="0" w:semiHidden="0" w:unhideWhenUsed="0"/>
+    <w:lsdException w:name="Table Grid 4" w:uiPriority="0" w:semiHidden="0" w:unhideWhenUsed="0"/>
+    <w:lsdException w:name="Table Grid 5" w:uiPriority="0" w:semiHidden="0" w:unhideWhenUsed="0"/>
+    <w:lsdException w:name="Table Grid 6" w:uiPriority="0" w:semiHidden="0" w:unhideWhenUsed="0"/>
+    <w:lsdException w:name="Table Grid 7" w:uiPriority="0" w:semiHidden="0" w:unhideWhenUsed="0"/>
+    <w:lsdException w:name="Table Grid 8" w:uiPriority="0" w:semiHidden="0" w:unhideWhenUsed="0"/>
+    <w:lsdException w:name="Table List 1" w:uiPriority="0" w:semiHidden="0" w:unhideWhenUsed="0"/>
+    <w:lsdException w:name="Table List 2" w:uiPriority="0" w:semiHidden="0" w:unhideWhenUsed="0"/>
+    <w:lsdException w:name="Table List 3" w:uiPriority="0" w:semiHidden="0" w:unhideWhenUsed="0"/>
+    <w:lsdException w:name="Table List 4" w:uiPriority="0" w:semiHidden="0" w:unhideWhenUsed="0"/>
+    <w:lsdException w:name="Table List 5" w:uiPriority="0" w:semiHidden="0" w:unhideWhenUsed="0"/>
+    <w:lsdException w:name="Table List 6" w:uiPriority="0" w:semiHidden="0" w:unhideWhenUsed="0"/>
+    <w:lsdException w:name="Table List 7" w:uiPriority="0" w:semiHidden="0" w:unhideWhenUsed="0"/>
+    <w:lsdException w:name="Table List 8" w:uiPriority="0" w:semiHidden="0" w:unhideWhenUsed="0"/>
+    <w:lsdException w:name="Table 3D effects 1" w:uiPriority="0" w:semiHidden="0" w:unhideWhenUsed="0"/>
+    <w:lsdException w:name="Table 3D effects 2" w:uiPriority="0" w:semiHidden="0" w:unhideWhenUsed="0"/>
+    <w:lsdException w:name="Table 3D effects 3" w:uiPriority="0" w:semiHidden="0" w:unhideWhenUsed="0"/>
+    <w:lsdException w:name="Table Contemporary" w:uiPriority="0" w:semiHidden="0" w:unhideWhenUsed="0"/>
+    <w:lsdException w:name="Table Elegant" w:uiPriority="0" w:semiHidden="0" w:unhideWhenUsed="0"/>
+    <w:lsdException w:name="Table Professional" w:uiPriority="0" w:semiHidden="0" w:unhideWhenUsed="0"/>
+    <w:lsdException w:name="Table Subtle 1" w:uiPriority="0" w:semiHidden="0" w:unhideWhenUsed="0"/>
+    <w:lsdException w:name="Table Subtle 2" w:uiPriority="0" w:semiHidden="0" w:unhideWhenUsed="0"/>
+    <w:lsdException w:name="Table Web 1" w:uiPriority="0" w:semiHidden="0" w:unhideWhenUsed="0"/>
+    <w:lsdException w:name="Table Web 2" w:uiPriority="0" w:semiHidden="0" w:unhideWhenUsed="0"/>
+    <w:lsdException w:name="Table Web 3" w:uiPriority="0" w:semiHidden="0" w:unhideWhenUsed="0"/>
+    <w:lsdException w:name="Balloon Text" w:uiPriority="0" w:semiHidden="0" w:unhideWhenUsed="0"/>
+    <w:lsdException w:name="Table Grid" w:uiPriority="0" w:semiHidden="0" w:unhideWhenUsed="0"/>
+    <w:lsdException w:name="Table Theme" w:uiPriority="0" w:semiHidden="0" w:unhideWhenUsed="0"/>
   </w:latentStyles>
-  <w:style w:type="paragraph" w:default="1" w:styleId="1">
+  <w:style w:type="paragraph" w:styleId="Normal" w:default="1">
     <w:name w:val="Normal"/>
+    <w:uiPriority w:val="0"/>
     <w:qFormat/>
-    <w:uiPriority w:val="0"/>
+    <w:pPr>
+      <w:widowControl/>
+      <w:bidi w:val="0"/>
+      <w:spacing w:before="0" w:after="0"/>
+      <w:jc w:val="left"/>
+    </w:pPr>
     <w:rPr>
-      <w:rFonts w:asciiTheme="minorHAnsi" w:hAnsiTheme="minorHAnsi" w:eastAsiaTheme="minorEastAsia" w:cstheme="minorBidi"/>
+      <w:rFonts w:ascii="Calibri" w:hAnsi="Calibri" w:eastAsia="宋体" w:cs="" w:asciiTheme="minorHAnsi" w:cstheme="minorBidi" w:eastAsiaTheme="minorEastAsia" w:hAnsiTheme="minorHAnsi"/>
+      <w:color w:val="auto"/>
+      <w:kern w:val="0"/>
+      <w:sz w:val="20"/>
+      <w:szCs w:val="20"/>
       <w:lang w:val="en-US" w:eastAsia="zh-CN" w:bidi="ar-SA"/>
     </w:rPr>
   </w:style>
-  <w:style w:type="character" w:default="1" w:styleId="2">
+  <w:style w:type="character" w:styleId="DefaultParagraphFont" w:default="1">
     <w:name w:val="Default Paragraph Font"/>
+    <w:uiPriority w:val="0"/>
     <w:semiHidden/>
     <w:qFormat/>
-    <w:uiPriority w:val="0"/>
+    <w:rPr/>
+  </w:style>
+  <w:style w:type="character" w:styleId="Marcadores">
+    <w:name w:val="Marcadores"/>
+    <w:qFormat/>
+    <w:rPr>
+      <w:rFonts w:ascii="OpenSymbol" w:hAnsi="OpenSymbol" w:eastAsia="OpenSymbol" w:cs="OpenSymbol"/>
+    </w:rPr>
+  </w:style>
+  <w:style w:type="paragraph" w:styleId="Ttulo">
+    <w:name w:val="Título"/>
+    <w:basedOn w:val="Normal"/>
+    <w:next w:val="Corpodotexto"/>
+    <w:qFormat/>
+    <w:pPr>
+      <w:keepNext w:val="true"/>
+      <w:spacing w:before="240" w:after="120"/>
+    </w:pPr>
+    <w:rPr>
+      <w:rFonts w:ascii="Liberation Sans" w:hAnsi="Liberation Sans" w:eastAsia="Noto Sans CJK SC" w:cs="Lohit Devanagari"/>
+      <w:sz w:val="28"/>
+      <w:szCs w:val="28"/>
+    </w:rPr>
+  </w:style>
+  <w:style w:type="paragraph" w:styleId="Corpodotexto">
+    <w:name w:val="Body Text"/>
+    <w:basedOn w:val="Normal"/>
+    <w:pPr>
+      <w:spacing w:lineRule="auto" w:line="276" w:before="0" w:after="140"/>
+    </w:pPr>
+    <w:rPr/>
+  </w:style>
+  <w:style w:type="paragraph" w:styleId="Lista">
+    <w:name w:val="List"/>
+    <w:basedOn w:val="Corpodotexto"/>
+    <w:pPr/>
+    <w:rPr>
+      <w:rFonts w:cs="Lohit Devanagari"/>
+    </w:rPr>
+  </w:style>
+  <w:style w:type="paragraph" w:styleId="Legenda">
+    <w:name w:val="Caption"/>
+    <w:basedOn w:val="Normal"/>
+    <w:qFormat/>
+    <w:pPr>
+      <w:suppressLineNumbers/>
+      <w:spacing w:before="120" w:after="120"/>
+    </w:pPr>
+    <w:rPr>
+      <w:rFonts w:cs="Lohit Devanagari"/>
+      <w:i/>
+      <w:iCs/>
+      <w:sz w:val="24"/>
+      <w:szCs w:val="24"/>
+    </w:rPr>
+  </w:style>
+  <w:style w:type="paragraph" w:styleId="Ndice">
+    <w:name w:val="Índice"/>
+    <w:basedOn w:val="Normal"/>
+    <w:qFormat/>
+    <w:pPr>
+      <w:suppressLineNumbers/>
+    </w:pPr>
+    <w:rPr>
+      <w:rFonts w:cs="Lohit Devanagari"/>
+    </w:rPr>
   </w:style>
   <w:style w:type="table" w:default="1" w:styleId="3">
     <w:name w:val="Normal Table"/>
+    <w:uiPriority w:val="0"/>
     <w:semiHidden/>
     <w:qFormat/>
-    <w:uiPriority w:val="0"/>
     <w:tblPr>
       <w:tblCellMar>
         <w:top w:w="0" w:type="dxa"/>
